--- a/대본/1부/13화_Whats_the_One_Thing.docx
+++ b/대본/1부/13화_Whats_the_One_Thing.docx
@@ -2,7 +2,7 @@
 <file path=word/document.xml><?xml version="1.0" encoding="utf-8"?>
 <w:document xmlns:w="http://schemas.openxmlformats.org/wordprocessingml/2006/main" xmlns:m="http://schemas.openxmlformats.org/officeDocument/2006/math" xmlns:r="http://schemas.openxmlformats.org/officeDocument/2006/relationships" xmlns:o="urn:schemas-microsoft-com:office:office" xmlns:v="urn:schemas-microsoft-com:vml" xmlns:w10="urn:schemas-microsoft-com:office:word" xmlns:a="http://schemas.openxmlformats.org/drawingml/2006/main" xmlns:pic="http://schemas.openxmlformats.org/drawingml/2006/picture" xmlns:wp="http://schemas.openxmlformats.org/drawingml/2006/wordprocessingDrawing">
   <w:body>
-    <w:bookmarkStart w:id="31" w:name="ship-it-1부-13화"/>
+    <w:bookmarkStart w:id="32" w:name="ship-it-1부-13화"/>
     <w:p>
       <w:pPr>
         <w:pStyle w:val="Heading1"/>
@@ -80,7 +80,7 @@
         <w:t xml:space="preserve"> </w:t>
       </w:r>
       <w:r>
-        <w:t xml:space="preserve">- 규칙: 지문 없음. 전 화 100% 「화자명: 대사」. 1턴 15단어 이내.</w:t>
+        <w:t xml:space="preserve">- 규칙: 지문 없음. 전 화 100% 「화자명: 대사」. 1턴 15단어 이내 + 긴 턴 10~15회(25~35단어).</w:t>
       </w:r>
       <w:r>
         <w:t xml:space="preserve"> </w:t>
@@ -371,13 +371,13 @@
         </w:numPr>
       </w:pPr>
       <w:r>
-        <w:t xml:space="preserve">NOAH: Because my sister had a vascular occlusion. And it took hours to fix.</w:t>
-      </w:r>
-      <w:r>
-        <w:t xml:space="preserve"> </w:t>
-      </w:r>
-      <w:r>
-        <w:t xml:space="preserve">노아: 제 동생이 혈관 폐색을 겪었어요. 그리고 해결하는 데 몇 시간이 걸렸어요.</w:t>
+        <w:t xml:space="preserve">NOAH: Because my sister had a vascular occlusion, and it took hours to fix. I watched it happen in the ER, and I kept thinking there had to be a faster way out.</w:t>
+      </w:r>
+      <w:r>
+        <w:t xml:space="preserve"> </w:t>
+      </w:r>
+      <w:r>
+        <w:t xml:space="preserve">노아: 제 동생이 혈관 폐색을 겪었고, 해결하는 데 몇 시간이 걸렸어요. 응급실에서 그걸 지켜보면서, 더 빨리 빠져나올 방법이 분명히 있어야 한다는 생각만 계속 들었어요.</w:t>
       </w:r>
     </w:p>
     <w:p>
@@ -422,13 +422,13 @@
         </w:numPr>
       </w:pPr>
       <w:r>
-        <w:t xml:space="preserve">ELAINE: Smart sister. Personal stories open doors. Data keeps them open.</w:t>
-      </w:r>
-      <w:r>
-        <w:t xml:space="preserve"> </w:t>
-      </w:r>
-      <w:r>
-        <w:t xml:space="preserve">일레인: 현명한 동생이네요. 개인적인 이야기는 문을 열어요. 문을 열어 두는 건 데이터고요.</w:t>
+        <w:t xml:space="preserve">ELAINE: Smart sister. Personal stories open doors, and that’s useful. But data keeps them open, so after the first five minutes, investors stop listening to the story and start checking your numbers.</w:t>
+      </w:r>
+      <w:r>
+        <w:t xml:space="preserve"> </w:t>
+      </w:r>
+      <w:r>
+        <w:t xml:space="preserve">일레인: 현명한 동생이네요. 개인적인 이야기는 문을 열어 줘요. 그건 유용하죠. 하지만 문을 열어 두는 건 데이터예요. 처음 5분이 지나면 투자자들은 이야기를 그만 듣고 숫자를 확인하기 시작해요.</w:t>
       </w:r>
     </w:p>
     <w:p>
@@ -585,13 +585,13 @@
         </w:numPr>
       </w:pPr>
       <w:r>
-        <w:t xml:space="preserve">ELAINE: So it’s biased. Fine. Every early number is biased. Continue.</w:t>
-      </w:r>
-      <w:r>
-        <w:t xml:space="preserve"> </w:t>
-      </w:r>
-      <w:r>
-        <w:t xml:space="preserve">일레인: 그러니까 편향돼 있네요. 괜찮아요. 초기 숫자는 다 편향돼 있어요. 계속해요.</w:t>
+        <w:t xml:space="preserve">ELAINE: So it’s biased. Fine. Every early number is biased, and I don’t mind that. What I mind is founders who pretend it isn’t. Just be honest about where it came from. Continue.</w:t>
+      </w:r>
+      <w:r>
+        <w:t xml:space="preserve"> </w:t>
+      </w:r>
+      <w:r>
+        <w:t xml:space="preserve">일레인: 그러니까 편향돼 있네요. 괜찮아요. 초기 숫자는 다 편향돼 있고, 난 그건 신경 안 써요. 신경 쓰이는 건 안 그런 척하는 창업자들이죠. 어디서 나온 숫자인지만 솔직하게 말해요. 계속해요.</w:t>
       </w:r>
     </w:p>
     <w:p>
@@ -933,7 +933,31 @@
         </w:numPr>
       </w:pPr>
       <w:r>
-        <w:t xml:space="preserve">PRIYA: I still work at Halvern. Our lawyer said,</w:t>
+        <w:t xml:space="preserve">PRIYA: I still work at Halvern, so I have to be careful. Our lawyer said,</w:t>
+      </w:r>
+      <w:r>
+        <w:t xml:space="preserve"> </w:t>
+      </w:r>
+      <w:r>
+        <w:t xml:space="preserve">‘</w:t>
+      </w:r>
+      <w:r>
+        <w:t xml:space="preserve">Business, not chemistry.</w:t>
+      </w:r>
+      <w:r>
+        <w:t xml:space="preserve">’</w:t>
+      </w:r>
+      <w:r>
+        <w:t xml:space="preserve"> </w:t>
+      </w:r>
+      <w:r>
+        <w:t xml:space="preserve">If I explain our formula in this room, Halvern could say it belongs to them.</w:t>
+      </w:r>
+      <w:r>
+        <w:t xml:space="preserve"> </w:t>
+      </w:r>
+      <w:r>
+        <w:t xml:space="preserve">프리야: 아직 할번에 다니고 있어서 조심해야 해요. 변호사가</w:t>
       </w:r>
       <w:r>
         <w:t xml:space="preserve"> </w:t>
@@ -942,31 +966,13 @@
         <w:t xml:space="preserve">“</w:t>
       </w:r>
       <w:r>
-        <w:t xml:space="preserve">Business, not chemistry.</w:t>
+        <w:t xml:space="preserve">사업 얘기만, 화학은 안 된다</w:t>
       </w:r>
       <w:r>
         <w:t xml:space="preserve">”</w:t>
       </w:r>
       <w:r>
-        <w:t xml:space="preserve"> </w:t>
-      </w:r>
-      <w:r>
-        <w:t xml:space="preserve">프리야: 아직 할번에 다니거든요. 변호사가</w:t>
-      </w:r>
-      <w:r>
-        <w:t xml:space="preserve"> </w:t>
-      </w:r>
-      <w:r>
-        <w:t xml:space="preserve">“</w:t>
-      </w:r>
-      <w:r>
-        <w:t xml:space="preserve">사업 얘기만, 화학은 안 된다</w:t>
-      </w:r>
-      <w:r>
-        <w:t xml:space="preserve">”</w:t>
-      </w:r>
-      <w:r>
-        <w:t xml:space="preserve">고 했어요.</w:t>
+        <w:t xml:space="preserve">고 했어요. 제가 이 자리에서 배합을 설명하면, 할번이 그게 자기네 거라고 주장할 수 있어요.</w:t>
       </w:r>
     </w:p>
     <w:p>
@@ -1062,13 +1068,13 @@
         </w:numPr>
       </w:pPr>
       <w:r>
-        <w:t xml:space="preserve">NOAH: Twelve months. Our lawyer says we’re doing research, not competing.</w:t>
-      </w:r>
-      <w:r>
-        <w:t xml:space="preserve"> </w:t>
-      </w:r>
-      <w:r>
-        <w:t xml:space="preserve">노아: 12개월이요. 변호사 말로는 우린 연구 중이지 경쟁 중이 아니래요.</w:t>
+        <w:t xml:space="preserve">NOAH: Twelve months. Our lawyer says we’re doing research, not competing, because we aren’t selling anything yet. As long as we stay in the lab and don’t sell, we should be fine.</w:t>
+      </w:r>
+      <w:r>
+        <w:t xml:space="preserve"> </w:t>
+      </w:r>
+      <w:r>
+        <w:t xml:space="preserve">노아: 12개월이요. 변호사 말로는 우린 아직 아무것도 팔지 않으니까 연구 중이지 경쟁 중이 아니래요. 실험실에만 머물고 판매만 안 하면 괜찮을 거래요.</w:t>
       </w:r>
     </w:p>
     <w:p>
@@ -1242,13 +1248,13 @@
         </w:numPr>
       </w:pPr>
       <w:r>
-        <w:t xml:space="preserve">ELAINE: I don’t doubt that. Good people fail all the time. Next question.</w:t>
-      </w:r>
-      <w:r>
-        <w:t xml:space="preserve"> </w:t>
-      </w:r>
-      <w:r>
-        <w:t xml:space="preserve">일레인: 그건 의심 안 해요. 좋은 사람들도 늘 실패하죠. 다음 질문.</w:t>
+        <w:t xml:space="preserve">ELAINE: I don’t doubt that. Good people fail all the time, Elena. I’m not investing in kindness. I’m investing in a team that can actually do the work. Next question.</w:t>
+      </w:r>
+      <w:r>
+        <w:t xml:space="preserve"> </w:t>
+      </w:r>
+      <w:r>
+        <w:t xml:space="preserve">일레인: 그건 의심 안 해요. 좋은 사람들도 늘 실패해요, 엘레나. 난 착한 마음에 투자하는 게 아니에요. 실제로 일을 해낼 수 있는 팀에 투자하는 거죠. 다음 질문.</w:t>
       </w:r>
     </w:p>
     <w:p>
@@ -1361,13 +1367,13 @@
         </w:numPr>
       </w:pPr>
       <w:r>
-        <w:t xml:space="preserve">ELENA: Roughly two more years. Ten to fifteen million more.</w:t>
-      </w:r>
-      <w:r>
-        <w:t xml:space="preserve"> </w:t>
-      </w:r>
-      <w:r>
-        <w:t xml:space="preserve">엘레나: 대략 2년 더. 1,000만에서 1,500만 달러 더요.</w:t>
+        <w:t xml:space="preserve">ELENA: Roughly two more years, and ten to fifteen million more. A second trial means more patients, more sites, and more follow-up visits, so both time and cost go up quickly.</w:t>
+      </w:r>
+      <w:r>
+        <w:t xml:space="preserve"> </w:t>
+      </w:r>
+      <w:r>
+        <w:t xml:space="preserve">엘레나: 대략 2년 더, 그리고 1,000만에서 1,500만 달러 더요. 임상을 한 번 더 하면 환자도, 시험 기관도, 추적 방문도 늘어나니까 시간과 비용이 둘 다 빠르게 올라가요.</w:t>
       </w:r>
     </w:p>
     <w:p>
@@ -1514,13 +1520,13 @@
         </w:numPr>
       </w:pPr>
       <w:r>
-        <w:t xml:space="preserve">ELAINE: From a thesis. Years ago. Not sterilized. Not in a body.</w:t>
-      </w:r>
-      <w:r>
-        <w:t xml:space="preserve"> </w:t>
-      </w:r>
-      <w:r>
-        <w:t xml:space="preserve">일레인: 논문에서요. 몇 년 전 거. 멸균도 안 했고, 몸속도 아니고.</w:t>
+        <w:t xml:space="preserve">ELAINE: From a thesis, years ago. Not sterilized, not in a body. A test tube is the easiest place in the world to look good. Bodies and factories are much less kind.</w:t>
+      </w:r>
+      <w:r>
+        <w:t xml:space="preserve"> </w:t>
+      </w:r>
+      <w:r>
+        <w:t xml:space="preserve">일레인: 논문에서요. 몇 년 전 거. 멸균도 안 했고, 몸속도 아니고. 시험관은 세상에서 제일 좋아 보이기 쉬운 곳이에요. 몸과 공장은 훨씬 덜 너그럽죠.</w:t>
       </w:r>
     </w:p>
     <w:p>
@@ -1650,13 +1656,13 @@
         </w:numPr>
       </w:pPr>
       <w:r>
-        <w:t xml:space="preserve">ELAINE: Until they don’t. I sold my company to one. I know.</w:t>
-      </w:r>
-      <w:r>
-        <w:t xml:space="preserve"> </w:t>
-      </w:r>
-      <w:r>
-        <w:t xml:space="preserve">일레인: 안 그럴 때까지는요. 난 그런 회사에 내 회사를 팔았어요. 알아요.</w:t>
+        <w:t xml:space="preserve">ELAINE: Until they don’t. I sold my company to one, so I know. When a big company decides something matters, it can buy, copy, or build faster than you can raise money.</w:t>
+      </w:r>
+      <w:r>
+        <w:t xml:space="preserve"> </w:t>
+      </w:r>
+      <w:r>
+        <w:t xml:space="preserve">일레인: 안 그럴 때까지는요. 난 그런 회사에 내 회사를 팔았으니까 알아요. 큰 회사가 뭔가 중요하다고 판단하면, 당신들이 투자를 모으는 것보다 더 빨리 사들이거나, 베끼거나, 만들어 낼 수 있어요.</w:t>
       </w:r>
     </w:p>
     <w:p>
@@ -1774,13 +1780,13 @@
         </w:numPr>
       </w:pPr>
       <w:r>
-        <w:t xml:space="preserve">ELAINE: One thing that must be true. True, you win. False, nothing else matters.</w:t>
-      </w:r>
-      <w:r>
-        <w:t xml:space="preserve"> </w:t>
-      </w:r>
-      <w:r>
-        <w:t xml:space="preserve">일레인: 반드시 사실이어야 하는 단 하나. 사실이면 이기고, 거짓이면 나머지는 전부 의미 없는 것.</w:t>
+        <w:t xml:space="preserve">ELAINE: One thing that must be true. If it’s true, you win, even if other things go wrong. If it’s false, nothing else matters, not the team, not the slides, not the logo.</w:t>
+      </w:r>
+      <w:r>
+        <w:t xml:space="preserve"> </w:t>
+      </w:r>
+      <w:r>
+        <w:t xml:space="preserve">일레인: 반드시 사실이어야 하는 단 하나. 그게 사실이면 다른 게 잘못돼도 이겨요. 거짓이면 나머지는 전부 의미가 없어요. 팀도, 슬라이드도, 로고도.</w:t>
       </w:r>
     </w:p>
     <w:p>
@@ -1944,13 +1950,13 @@
         </w:numPr>
       </w:pPr>
       <w:r>
-        <w:t xml:space="preserve">PRIYA: If we break that trade-off, we win. Twelve months, and three times faster.</w:t>
-      </w:r>
-      <w:r>
-        <w:t xml:space="preserve"> </w:t>
-      </w:r>
-      <w:r>
-        <w:t xml:space="preserve">프리야: 그 트레이드오프를 깨면 우리가 이겨요. 12개월, 그리고 세 배 빠르게.</w:t>
+        <w:t xml:space="preserve">PRIYA: If we break that trade-off, we win. Twelve months in the face, and three times faster when a doctor needs it gone. Nobody else can promise both, so that’s our real edge.</w:t>
+      </w:r>
+      <w:r>
+        <w:t xml:space="preserve"> </w:t>
+      </w:r>
+      <w:r>
+        <w:t xml:space="preserve">프리야: 그 트레이드오프를 깨면 우리가 이겨요. 얼굴에서는 12개월 가고, 의사가 없애야 할 때는 세 배 빨리 녹는 거죠. 둘 다 약속할 수 있는 곳은 없으니까, 그게 우리의 진짜 강점이에요.</w:t>
       </w:r>
     </w:p>
     <w:p>
@@ -2191,13 +2197,13 @@
         </w:numPr>
       </w:pPr>
       <w:r>
-        <w:t xml:space="preserve">NOAH: That was a disaster. I couldn’t answer anything.</w:t>
-      </w:r>
-      <w:r>
-        <w:t xml:space="preserve"> </w:t>
-      </w:r>
-      <w:r>
-        <w:t xml:space="preserve">노아: 완전 망했어요. 아무것도 대답을 못 했어요.</w:t>
+        <w:t xml:space="preserve">NOAH: That was a disaster. I couldn’t answer anything. She asked about money, time, the FDA, and Halvern, and every time I either guessed or said we’d know next week.</w:t>
+      </w:r>
+      <w:r>
+        <w:t xml:space="preserve"> </w:t>
+      </w:r>
+      <w:r>
+        <w:t xml:space="preserve">노아: 완전 망했어요. 아무것도 대답을 못 했어요. 돈, 시간, FDA, 할번에 대해 물었는데, 매번 추측하거나 다음 주면 알 거라고만 했어요.</w:t>
       </w:r>
     </w:p>
     <w:p>
@@ -2319,13 +2325,13 @@
         </w:numPr>
       </w:pPr>
       <w:r>
-        <w:t xml:space="preserve">ELENA: Because we are, right now. She’s just honest.</w:t>
-      </w:r>
-      <w:r>
-        <w:t xml:space="preserve"> </w:t>
-      </w:r>
-      <w:r>
-        <w:t xml:space="preserve">엘레나: 지금은 그러니까요. 그냥 솔직한 거예요.</w:t>
+        <w:t xml:space="preserve">ELENA: Because we are, right now. She’s just honest. And honestly, that’s a gift. Most investors smile, say it’s interesting, and never call back. Elaine told us exactly what to fix.</w:t>
+      </w:r>
+      <w:r>
+        <w:t xml:space="preserve"> </w:t>
+      </w:r>
+      <w:r>
+        <w:t xml:space="preserve">엘레나: 지금은 그러니까요. 그냥 솔직한 거예요. 그리고 솔직히 그건 선물이에요. 대부분의 투자자는 웃으면서 흥미롭다고 하고 다시는 연락을 안 해요. 일레인은 뭘 고쳐야 할지 정확히 알려 줬잖아요.</w:t>
       </w:r>
     </w:p>
     <w:p>
@@ -2507,7 +2513,7 @@
     </w:p>
     <w:bookmarkEnd w:id="25"/>
     <w:bookmarkEnd w:id="26"/>
-    <w:bookmarkStart w:id="30" w:name="학습-부록"/>
+    <w:bookmarkStart w:id="31" w:name="학습-부록"/>
     <w:p>
       <w:pPr>
         <w:pStyle w:val="Heading2"/>
@@ -3363,8 +3369,361 @@
       </w:r>
     </w:p>
     <w:bookmarkEnd w:id="29"/>
+    <w:bookmarkStart w:id="30" w:name="긴-발화-분석"/>
+    <w:p>
+      <w:pPr>
+        <w:pStyle w:val="Heading3"/>
+      </w:pPr>
+      <w:r>
+        <w:t xml:space="preserve">④ 긴 발화 분석</w:t>
+      </w:r>
+    </w:p>
+    <w:p>
+      <w:pPr>
+        <w:pStyle w:val="BlockText"/>
+      </w:pPr>
+      <w:r>
+        <w:rPr>
+          <w:bCs/>
+          <w:b/>
+        </w:rPr>
+        <w:t xml:space="preserve">94턴 PRIYA:</w:t>
+      </w:r>
+      <w:r>
+        <w:t xml:space="preserve"> </w:t>
+      </w:r>
+      <w:r>
+        <w:t xml:space="preserve">“</w:t>
+      </w:r>
+      <w:r>
+        <w:t xml:space="preserve">If we break that trade-off, we win. Twelve months in the face, and three times faster when a doctor needs it gone. Nobody else can promise both, so that’s our real edge.</w:t>
+      </w:r>
+      <w:r>
+        <w:t xml:space="preserve">”</w:t>
+      </w:r>
+    </w:p>
+    <w:tbl>
+      <w:tblPr>
+        <w:tblStyle w:val="Table"/>
+        <w:tblW w:type="pct" w:w="5000"/>
+        <w:tblLook w:firstRow="1" w:lastRow="0" w:firstColumn="0" w:lastColumn="0" w:noHBand="0" w:noVBand="0" w:val="0020"/>
+        <w:jc w:val="start"/>
+      </w:tblPr>
+      <w:tblGrid>
+        <w:gridCol w:w="2640"/>
+        <w:gridCol w:w="2640"/>
+        <w:gridCol w:w="2640"/>
+      </w:tblGrid>
+      <w:tr>
+        <w:trPr>
+          <w:tblHeader w:val="true"/>
+        </w:trPr>
+        <w:tc>
+          <w:tcPr/>
+          <w:p>
+            <w:pPr>
+              <w:pStyle w:val="Compact"/>
+              <w:jc w:val="left"/>
+            </w:pPr>
+            <w:r>
+              <w:t xml:space="preserve">구조</w:t>
+            </w:r>
+          </w:p>
+        </w:tc>
+        <w:tc>
+          <w:tcPr/>
+          <w:p>
+            <w:pPr>
+              <w:pStyle w:val="Compact"/>
+              <w:jc w:val="left"/>
+            </w:pPr>
+            <w:r>
+              <w:t xml:space="preserve">영어</w:t>
+            </w:r>
+          </w:p>
+        </w:tc>
+        <w:tc>
+          <w:tcPr/>
+          <w:p>
+            <w:pPr>
+              <w:pStyle w:val="Compact"/>
+              <w:jc w:val="left"/>
+            </w:pPr>
+            <w:r>
+              <w:t xml:space="preserve">기능</w:t>
+            </w:r>
+          </w:p>
+        </w:tc>
+      </w:tr>
+      <w:tr>
+        <w:tc>
+          <w:tcPr/>
+          <w:p>
+            <w:pPr>
+              <w:pStyle w:val="Compact"/>
+              <w:jc w:val="left"/>
+            </w:pPr>
+            <w:r>
+              <w:t xml:space="preserve">① 조건+결론</w:t>
+            </w:r>
+          </w:p>
+        </w:tc>
+        <w:tc>
+          <w:tcPr/>
+          <w:p>
+            <w:pPr>
+              <w:pStyle w:val="Compact"/>
+              <w:jc w:val="left"/>
+            </w:pPr>
+            <w:r>
+              <w:t xml:space="preserve">If we break that trade-off, we win.</w:t>
+            </w:r>
+          </w:p>
+        </w:tc>
+        <w:tc>
+          <w:tcPr/>
+          <w:p>
+            <w:pPr>
+              <w:pStyle w:val="Compact"/>
+              <w:jc w:val="left"/>
+            </w:pPr>
+            <w:r>
+              <w:t xml:space="preserve">핵심 가설을</w:t>
+            </w:r>
+            <w:r>
+              <w:t xml:space="preserve"> </w:t>
+            </w:r>
+            <w:r>
+              <w:t xml:space="preserve">“</w:t>
+            </w:r>
+            <w:r>
+              <w:t xml:space="preserve">If A, B</w:t>
+            </w:r>
+            <w:r>
+              <w:t xml:space="preserve">”</w:t>
+            </w:r>
+            <w:r>
+              <w:t xml:space="preserve"> </w:t>
+            </w:r>
+            <w:r>
+              <w:t xml:space="preserve">한 문장으로 제시</w:t>
+            </w:r>
+          </w:p>
+        </w:tc>
+      </w:tr>
+      <w:tr>
+        <w:tc>
+          <w:tcPr/>
+          <w:p>
+            <w:pPr>
+              <w:pStyle w:val="Compact"/>
+              <w:jc w:val="left"/>
+            </w:pPr>
+            <w:r>
+              <w:t xml:space="preserve">② 구체화(숫자 두 개)</w:t>
+            </w:r>
+          </w:p>
+        </w:tc>
+        <w:tc>
+          <w:tcPr/>
+          <w:p>
+            <w:pPr>
+              <w:pStyle w:val="Compact"/>
+              <w:jc w:val="left"/>
+            </w:pPr>
+            <w:r>
+              <w:t xml:space="preserve">Twelve months in the face, and three times faster when a doctor needs it gone.</w:t>
+            </w:r>
+          </w:p>
+        </w:tc>
+        <w:tc>
+          <w:tcPr/>
+          <w:p>
+            <w:pPr>
+              <w:pStyle w:val="Compact"/>
+              <w:jc w:val="left"/>
+            </w:pPr>
+            <w:r>
+              <w:t xml:space="preserve">추상적인</w:t>
+            </w:r>
+            <w:r>
+              <w:t xml:space="preserve"> </w:t>
+            </w:r>
+            <w:r>
+              <w:t xml:space="preserve">“</w:t>
+            </w:r>
+            <w:r>
+              <w:t xml:space="preserve">트레이드오프</w:t>
+            </w:r>
+            <w:r>
+              <w:t xml:space="preserve">”</w:t>
+            </w:r>
+            <w:r>
+              <w:t xml:space="preserve">를 측정 가능한 숫자로 바꿈</w:t>
+            </w:r>
+          </w:p>
+        </w:tc>
+      </w:tr>
+      <w:tr>
+        <w:tc>
+          <w:tcPr/>
+          <w:p>
+            <w:pPr>
+              <w:pStyle w:val="Compact"/>
+              <w:jc w:val="left"/>
+            </w:pPr>
+            <w:r>
+              <w:t xml:space="preserve">③ 차별점</w:t>
+            </w:r>
+          </w:p>
+        </w:tc>
+        <w:tc>
+          <w:tcPr/>
+          <w:p>
+            <w:pPr>
+              <w:pStyle w:val="Compact"/>
+              <w:jc w:val="left"/>
+            </w:pPr>
+            <w:r>
+              <w:t xml:space="preserve">Nobody else can promise both,</w:t>
+            </w:r>
+          </w:p>
+        </w:tc>
+        <w:tc>
+          <w:tcPr/>
+          <w:p>
+            <w:pPr>
+              <w:pStyle w:val="Compact"/>
+              <w:jc w:val="left"/>
+            </w:pPr>
+            <w:r>
+              <w:t xml:space="preserve">경쟁사와의 차이를</w:t>
+            </w:r>
+            <w:r>
+              <w:t xml:space="preserve"> </w:t>
+            </w:r>
+            <w:r>
+              <w:t xml:space="preserve">“</w:t>
+            </w:r>
+            <w:r>
+              <w:t xml:space="preserve">both</w:t>
+            </w:r>
+            <w:r>
+              <w:t xml:space="preserve">”</w:t>
+            </w:r>
+            <w:r>
+              <w:t xml:space="preserve">로 강조</w:t>
+            </w:r>
+          </w:p>
+        </w:tc>
+      </w:tr>
+      <w:tr>
+        <w:tc>
+          <w:tcPr/>
+          <w:p>
+            <w:pPr>
+              <w:pStyle w:val="Compact"/>
+              <w:jc w:val="left"/>
+            </w:pPr>
+            <w:r>
+              <w:t xml:space="preserve">④ 정리</w:t>
+            </w:r>
+          </w:p>
+        </w:tc>
+        <w:tc>
+          <w:tcPr/>
+          <w:p>
+            <w:pPr>
+              <w:pStyle w:val="Compact"/>
+              <w:jc w:val="left"/>
+            </w:pPr>
+            <w:r>
+              <w:t xml:space="preserve">so that’s our real edge.</w:t>
+            </w:r>
+          </w:p>
+        </w:tc>
+        <w:tc>
+          <w:tcPr/>
+          <w:p>
+            <w:pPr>
+              <w:pStyle w:val="Compact"/>
+              <w:jc w:val="left"/>
+            </w:pPr>
+            <w:r>
+              <w:t xml:space="preserve">앞 내용을 한 단어(edge)로 묶어 마무리</w:t>
+            </w:r>
+          </w:p>
+        </w:tc>
+      </w:tr>
+    </w:tbl>
+    <w:p>
+      <w:pPr>
+        <w:pStyle w:val="BodyText"/>
+      </w:pPr>
+      <w:r>
+        <w:rPr>
+          <w:bCs/>
+          <w:b/>
+        </w:rPr>
+        <w:t xml:space="preserve">활용 패턴:</w:t>
+      </w:r>
+      <w:r>
+        <w:t xml:space="preserve"> </w:t>
+      </w:r>
+      <w:r>
+        <w:t xml:space="preserve">If A, we win → 숫자로 구체화 → Nobody else… → so that’s our edge</w:t>
+      </w:r>
+      <w:r>
+        <w:t xml:space="preserve"> </w:t>
+      </w:r>
+      <w:r>
+        <w:rPr>
+          <w:bCs/>
+          <w:b/>
+        </w:rPr>
+        <w:t xml:space="preserve">연결 표현:</w:t>
+      </w:r>
+      <w:r>
+        <w:t xml:space="preserve"> </w:t>
+      </w:r>
+      <w:r>
+        <w:t xml:space="preserve">If…, (만약 ~하면) · when…(~할 때) · both(둘 다) · so that’s…(그래서 그게 ~다)</w:t>
+      </w:r>
+      <w:r>
+        <w:t xml:space="preserve"> </w:t>
+      </w:r>
+      <w:r>
+        <w:rPr>
+          <w:bCs/>
+          <w:b/>
+        </w:rPr>
+        <w:t xml:space="preserve">연습:</w:t>
+      </w:r>
+      <w:r>
+        <w:t xml:space="preserve"> </w:t>
+      </w:r>
+      <w:r>
+        <w:t xml:space="preserve">우리 팀 프로젝트의</w:t>
+      </w:r>
+      <w:r>
+        <w:t xml:space="preserve"> </w:t>
+      </w:r>
+      <w:r>
+        <w:t xml:space="preserve">“</w:t>
+      </w:r>
+      <w:r>
+        <w:t xml:space="preserve">단 하나의 핵심</w:t>
+      </w:r>
+      <w:r>
+        <w:t xml:space="preserve">”</w:t>
+      </w:r>
+      <w:r>
+        <w:t xml:space="preserve">을 투자자에게 30단어 안팎으로 설명해 보기.</w:t>
+      </w:r>
+    </w:p>
     <w:bookmarkEnd w:id="30"/>
     <w:bookmarkEnd w:id="31"/>
+    <w:bookmarkEnd w:id="32"/>
     <w:sectPr/>
   </w:body>
 </w:document>

--- a/대본/1부/13화_Whats_the_One_Thing.docx
+++ b/대본/1부/13화_Whats_the_One_Thing.docx
@@ -2,7 +2,7 @@
 <file path=word/document.xml><?xml version="1.0" encoding="utf-8"?>
 <w:document xmlns:w="http://schemas.openxmlformats.org/wordprocessingml/2006/main" xmlns:m="http://schemas.openxmlformats.org/officeDocument/2006/math" xmlns:r="http://schemas.openxmlformats.org/officeDocument/2006/relationships" xmlns:o="urn:schemas-microsoft-com:office:office" xmlns:v="urn:schemas-microsoft-com:vml" xmlns:w10="urn:schemas-microsoft-com:office:word" xmlns:a="http://schemas.openxmlformats.org/drawingml/2006/main" xmlns:pic="http://schemas.openxmlformats.org/drawingml/2006/picture" xmlns:wp="http://schemas.openxmlformats.org/drawingml/2006/wordprocessingDrawing">
   <w:body>
-    <w:bookmarkStart w:id="32" w:name="ship-it-1부-13화"/>
+    <w:bookmarkStart w:id="38" w:name="ship-it-1부-13화"/>
     <w:p>
       <w:pPr>
         <w:pStyle w:val="Heading1"/>
@@ -162,61 +162,31 @@
     </w:p>
     <w:p>
       <w:pPr>
-        <w:numPr>
-          <w:ilvl w:val="0"/>
-          <w:numId w:val="1001"/>
-        </w:numPr>
+        <w:pStyle w:val="FirstParagraph"/>
       </w:pPr>
       <w:r>
         <w:t xml:space="preserve">ELAINE: Elena. Come in. You brought the whole team?</w:t>
       </w:r>
-      <w:r>
-        <w:t xml:space="preserve"> </w:t>
-      </w:r>
-      <w:r>
-        <w:t xml:space="preserve">일레인: 엘레나. 들어와. 팀 전체를 데려왔어?</w:t>
-      </w:r>
-    </w:p>
-    <w:p>
-      <w:pPr>
-        <w:numPr>
-          <w:ilvl w:val="0"/>
-          <w:numId w:val="1001"/>
-        </w:numPr>
+    </w:p>
+    <w:p>
+      <w:pPr>
+        <w:pStyle w:val="BodyText"/>
       </w:pPr>
       <w:r>
         <w:t xml:space="preserve">ELENA: Three of four. Marcus is at his day job. Elaine, this is Noah and Priya.</w:t>
       </w:r>
-      <w:r>
-        <w:t xml:space="preserve"> </w:t>
-      </w:r>
-      <w:r>
-        <w:t xml:space="preserve">엘레나: 넷 중 셋이요. 마커스는 본업 중이에요. 일레인, 이쪽은 노아와 프리야예요.</w:t>
-      </w:r>
-    </w:p>
-    <w:p>
-      <w:pPr>
-        <w:numPr>
-          <w:ilvl w:val="0"/>
-          <w:numId w:val="1001"/>
-        </w:numPr>
+    </w:p>
+    <w:p>
+      <w:pPr>
+        <w:pStyle w:val="BodyText"/>
       </w:pPr>
       <w:r>
         <w:t xml:space="preserve">NOAH: Thank you for meeting us, Ms. Choi.</w:t>
       </w:r>
-      <w:r>
-        <w:t xml:space="preserve"> </w:t>
-      </w:r>
-      <w:r>
-        <w:t xml:space="preserve">노아: 만나 주셔서 감사합니다, 최 선생님.</w:t>
-      </w:r>
-    </w:p>
-    <w:p>
-      <w:pPr>
-        <w:numPr>
-          <w:ilvl w:val="0"/>
-          <w:numId w:val="1001"/>
-        </w:numPr>
+    </w:p>
+    <w:p>
+      <w:pPr>
+        <w:pStyle w:val="BodyText"/>
       </w:pPr>
       <w:r>
         <w:t xml:space="preserve">ELAINE: Elaine.</w:t>
@@ -239,213 +209,93 @@
       <w:r>
         <w:t xml:space="preserve">makes me feel like my mother.</w:t>
       </w:r>
-      <w:r>
-        <w:t xml:space="preserve"> </w:t>
-      </w:r>
-      <w:r>
-        <w:t xml:space="preserve">일레인: 일레인이라고 해요.</w:t>
-      </w:r>
-      <w:r>
-        <w:t xml:space="preserve"> </w:t>
-      </w:r>
-      <w:r>
-        <w:t xml:space="preserve">“</w:t>
-      </w:r>
-      <w:r>
-        <w:t xml:space="preserve">최 선생님</w:t>
-      </w:r>
-      <w:r>
-        <w:t xml:space="preserve">”</w:t>
-      </w:r>
-      <w:r>
-        <w:t xml:space="preserve">이라고 하면 우리 엄마가 된 기분이에요.</w:t>
-      </w:r>
-    </w:p>
-    <w:p>
-      <w:pPr>
-        <w:numPr>
-          <w:ilvl w:val="0"/>
-          <w:numId w:val="1001"/>
-        </w:numPr>
+    </w:p>
+    <w:p>
+      <w:pPr>
+        <w:pStyle w:val="BodyText"/>
       </w:pPr>
       <w:r>
         <w:t xml:space="preserve">PRIYA: Your garden is beautiful. Are those orchids?</w:t>
       </w:r>
-      <w:r>
-        <w:t xml:space="preserve"> </w:t>
-      </w:r>
-      <w:r>
-        <w:t xml:space="preserve">프리야: 정원이 정말 아름다워요. 저거 난초예요?</w:t>
-      </w:r>
-    </w:p>
-    <w:p>
-      <w:pPr>
-        <w:numPr>
-          <w:ilvl w:val="0"/>
-          <w:numId w:val="1001"/>
-        </w:numPr>
+    </w:p>
+    <w:p>
+      <w:pPr>
+        <w:pStyle w:val="BodyText"/>
       </w:pPr>
       <w:r>
         <w:t xml:space="preserve">ELAINE: Forty-two of them. They’re like startups. Most die. A few are spectacular.</w:t>
       </w:r>
-      <w:r>
-        <w:t xml:space="preserve"> </w:t>
-      </w:r>
-      <w:r>
-        <w:t xml:space="preserve">일레인: 마흔두 개요. 스타트업 같죠. 대부분 죽고, 몇 개는 굉장해요.</w:t>
-      </w:r>
-    </w:p>
-    <w:p>
-      <w:pPr>
-        <w:numPr>
-          <w:ilvl w:val="0"/>
-          <w:numId w:val="1001"/>
-        </w:numPr>
+    </w:p>
+    <w:p>
+      <w:pPr>
+        <w:pStyle w:val="BodyText"/>
       </w:pPr>
       <w:r>
         <w:t xml:space="preserve">NOAH: That’s a little scary.</w:t>
       </w:r>
-      <w:r>
-        <w:t xml:space="preserve"> </w:t>
-      </w:r>
-      <w:r>
-        <w:t xml:space="preserve">노아: 그거 좀 무섭네요.</w:t>
-      </w:r>
-    </w:p>
-    <w:p>
-      <w:pPr>
-        <w:numPr>
-          <w:ilvl w:val="0"/>
-          <w:numId w:val="1001"/>
-        </w:numPr>
+    </w:p>
+    <w:p>
+      <w:pPr>
+        <w:pStyle w:val="BodyText"/>
       </w:pPr>
       <w:r>
         <w:t xml:space="preserve">ELAINE: It should be. Sit down. You have one hour. Use it well.</w:t>
       </w:r>
-      <w:r>
-        <w:t xml:space="preserve"> </w:t>
-      </w:r>
-      <w:r>
-        <w:t xml:space="preserve">일레인: 무서워야죠. 앉아요. 한 시간 있어요. 잘 써요.</w:t>
-      </w:r>
-    </w:p>
-    <w:p>
-      <w:pPr>
-        <w:numPr>
-          <w:ilvl w:val="0"/>
-          <w:numId w:val="1001"/>
-        </w:numPr>
+    </w:p>
+    <w:p>
+      <w:pPr>
+        <w:pStyle w:val="BodyText"/>
       </w:pPr>
       <w:r>
         <w:t xml:space="preserve">NOAH: Should I start with the deck?</w:t>
       </w:r>
-      <w:r>
-        <w:t xml:space="preserve"> </w:t>
-      </w:r>
-      <w:r>
-        <w:t xml:space="preserve">노아: 덱부터 시작할까요?</w:t>
-      </w:r>
-    </w:p>
-    <w:p>
-      <w:pPr>
-        <w:numPr>
-          <w:ilvl w:val="0"/>
-          <w:numId w:val="1001"/>
-        </w:numPr>
+    </w:p>
+    <w:p>
+      <w:pPr>
+        <w:pStyle w:val="BodyText"/>
       </w:pPr>
       <w:r>
         <w:t xml:space="preserve">ELAINE: Before the deck, a question. Why are you doing this?</w:t>
       </w:r>
-      <w:r>
-        <w:t xml:space="preserve"> </w:t>
-      </w:r>
-      <w:r>
-        <w:t xml:space="preserve">일레인: 덱 전에 질문 하나. 왜 이 일을 하죠?</w:t>
-      </w:r>
-    </w:p>
-    <w:p>
-      <w:pPr>
-        <w:numPr>
-          <w:ilvl w:val="0"/>
-          <w:numId w:val="1001"/>
-        </w:numPr>
+    </w:p>
+    <w:p>
+      <w:pPr>
+        <w:pStyle w:val="BodyText"/>
       </w:pPr>
       <w:r>
         <w:t xml:space="preserve">NOAH: Because my sister had a vascular occlusion, and it took hours to fix. I watched it happen in the ER, and I kept thinking there had to be a faster way out.</w:t>
       </w:r>
-      <w:r>
-        <w:t xml:space="preserve"> </w:t>
-      </w:r>
-      <w:r>
-        <w:t xml:space="preserve">노아: 제 동생이 혈관 폐색을 겪었고, 해결하는 데 몇 시간이 걸렸어요. 응급실에서 그걸 지켜보면서, 더 빨리 빠져나올 방법이 분명히 있어야 한다는 생각만 계속 들었어요.</w:t>
-      </w:r>
-    </w:p>
-    <w:p>
-      <w:pPr>
-        <w:numPr>
-          <w:ilvl w:val="0"/>
-          <w:numId w:val="1001"/>
-        </w:numPr>
+    </w:p>
+    <w:p>
+      <w:pPr>
+        <w:pStyle w:val="BodyText"/>
       </w:pPr>
       <w:r>
         <w:t xml:space="preserve">ELAINE: Is she okay?</w:t>
       </w:r>
-      <w:r>
-        <w:t xml:space="preserve"> </w:t>
-      </w:r>
-      <w:r>
-        <w:t xml:space="preserve">일레인: 동생분은 괜찮아요?</w:t>
-      </w:r>
-    </w:p>
-    <w:p>
-      <w:pPr>
-        <w:numPr>
-          <w:ilvl w:val="0"/>
-          <w:numId w:val="1001"/>
-        </w:numPr>
+    </w:p>
+    <w:p>
+      <w:pPr>
+        <w:pStyle w:val="BodyText"/>
       </w:pPr>
       <w:r>
         <w:t xml:space="preserve">NOAH: Mostly. A small scar. She doesn’t want to be in the deck.</w:t>
       </w:r>
-      <w:r>
-        <w:t xml:space="preserve"> </w:t>
-      </w:r>
-      <w:r>
-        <w:t xml:space="preserve">노아: 대체로요. 작은 흉터가 있어요. 덱에 나오고 싶어 하지 않아요.</w:t>
-      </w:r>
-    </w:p>
-    <w:p>
-      <w:pPr>
-        <w:numPr>
-          <w:ilvl w:val="0"/>
-          <w:numId w:val="1001"/>
-        </w:numPr>
+    </w:p>
+    <w:p>
+      <w:pPr>
+        <w:pStyle w:val="BodyText"/>
       </w:pPr>
       <w:r>
         <w:t xml:space="preserve">ELAINE: Smart sister. Personal stories open doors, and that’s useful. But data keeps them open, so after the first five minutes, investors stop listening to the story and start checking your numbers.</w:t>
       </w:r>
-      <w:r>
-        <w:t xml:space="preserve"> </w:t>
-      </w:r>
-      <w:r>
-        <w:t xml:space="preserve">일레인: 현명한 동생이네요. 개인적인 이야기는 문을 열어 줘요. 그건 유용하죠. 하지만 문을 열어 두는 건 데이터예요. 처음 5분이 지나면 투자자들은 이야기를 그만 듣고 숫자를 확인하기 시작해요.</w:t>
-      </w:r>
-    </w:p>
-    <w:p>
-      <w:pPr>
-        <w:numPr>
-          <w:ilvl w:val="0"/>
-          <w:numId w:val="1001"/>
-        </w:numPr>
+    </w:p>
+    <w:p>
+      <w:pPr>
+        <w:pStyle w:val="BodyText"/>
       </w:pPr>
       <w:r>
         <w:t xml:space="preserve">NOAH: Then let me show you the data.</w:t>
-      </w:r>
-      <w:r>
-        <w:t xml:space="preserve"> </w:t>
-      </w:r>
-      <w:r>
-        <w:t xml:space="preserve">노아: 그럼 데이터를 보여 드릴게요.</w:t>
       </w:r>
     </w:p>
     <w:bookmarkEnd w:id="21"/>
@@ -460,299 +310,143 @@
     </w:p>
     <w:p>
       <w:pPr>
-        <w:numPr>
-          <w:ilvl w:val="0"/>
-          <w:numId w:val="1002"/>
-        </w:numPr>
+        <w:pStyle w:val="FirstParagraph"/>
       </w:pPr>
       <w:r>
         <w:t xml:space="preserve">NOAH: Slide one. Veyra. The filler you can take back.</w:t>
       </w:r>
-      <w:r>
-        <w:t xml:space="preserve"> </w:t>
-      </w:r>
-      <w:r>
-        <w:t xml:space="preserve">노아: 1번 슬라이드. Veyra. 되돌릴 수 있는 필러.</w:t>
-      </w:r>
-    </w:p>
-    <w:p>
-      <w:pPr>
-        <w:numPr>
-          <w:ilvl w:val="0"/>
-          <w:numId w:val="1002"/>
-        </w:numPr>
+    </w:p>
+    <w:p>
+      <w:pPr>
+        <w:pStyle w:val="BodyText"/>
       </w:pPr>
       <w:r>
         <w:t xml:space="preserve">ELAINE: Nice line. Who wrote it?</w:t>
       </w:r>
-      <w:r>
-        <w:t xml:space="preserve"> </w:t>
-      </w:r>
-      <w:r>
-        <w:t xml:space="preserve">일레인: 좋은 문장이네요. 누가 썼어요?</w:t>
-      </w:r>
-    </w:p>
-    <w:p>
-      <w:pPr>
-        <w:numPr>
-          <w:ilvl w:val="0"/>
-          <w:numId w:val="1002"/>
-        </w:numPr>
+    </w:p>
+    <w:p>
+      <w:pPr>
+        <w:pStyle w:val="BodyText"/>
       </w:pPr>
       <w:r>
         <w:t xml:space="preserve">NOAH: My sister. The designer.</w:t>
       </w:r>
-      <w:r>
-        <w:t xml:space="preserve"> </w:t>
-      </w:r>
-      <w:r>
-        <w:t xml:space="preserve">노아: 제 동생이요. 디자이너예요.</w:t>
-      </w:r>
-    </w:p>
-    <w:p>
-      <w:pPr>
-        <w:numPr>
-          <w:ilvl w:val="0"/>
-          <w:numId w:val="1002"/>
-        </w:numPr>
+    </w:p>
+    <w:p>
+      <w:pPr>
+        <w:pStyle w:val="BodyText"/>
       </w:pPr>
       <w:r>
         <w:t xml:space="preserve">ELAINE: Your sister is doing a lot of work for someone not in the deck.</w:t>
       </w:r>
-      <w:r>
-        <w:t xml:space="preserve"> </w:t>
-      </w:r>
-      <w:r>
-        <w:t xml:space="preserve">일레인: 덱에 없는 사람치고 동생분이 일을 많이 하네요.</w:t>
-      </w:r>
-    </w:p>
-    <w:p>
-      <w:pPr>
-        <w:numPr>
-          <w:ilvl w:val="0"/>
-          <w:numId w:val="1002"/>
-        </w:numPr>
+    </w:p>
+    <w:p>
+      <w:pPr>
+        <w:pStyle w:val="BodyText"/>
       </w:pPr>
       <w:r>
         <w:t xml:space="preserve">NOAH: She’s paid in tacos. Slide two, the problem.</w:t>
       </w:r>
-      <w:r>
-        <w:t xml:space="preserve"> </w:t>
-      </w:r>
-      <w:r>
-        <w:t xml:space="preserve">노아: 타코로 보수를 받아요. 2번 슬라이드, 문제.</w:t>
-      </w:r>
-    </w:p>
-    <w:p>
-      <w:pPr>
-        <w:numPr>
-          <w:ilvl w:val="0"/>
-          <w:numId w:val="1002"/>
-        </w:numPr>
+    </w:p>
+    <w:p>
+      <w:pPr>
+        <w:pStyle w:val="BodyText"/>
       </w:pPr>
       <w:r>
         <w:t xml:space="preserve">ELAINE: Nine out of twelve. How did you pick the twelve?</w:t>
       </w:r>
-      <w:r>
-        <w:t xml:space="preserve"> </w:t>
-      </w:r>
-      <w:r>
-        <w:t xml:space="preserve">일레인: 열둘 중 아홉. 열둘은 어떻게 골랐어요?</w:t>
-      </w:r>
-    </w:p>
-    <w:p>
-      <w:pPr>
-        <w:numPr>
-          <w:ilvl w:val="0"/>
-          <w:numId w:val="1002"/>
-        </w:numPr>
+    </w:p>
+    <w:p>
+      <w:pPr>
+        <w:pStyle w:val="BodyText"/>
       </w:pPr>
       <w:r>
         <w:t xml:space="preserve">ELENA: My network. Nurses, doctors, spa owners. Not random.</w:t>
       </w:r>
-      <w:r>
-        <w:t xml:space="preserve"> </w:t>
-      </w:r>
-      <w:r>
-        <w:t xml:space="preserve">엘레나: 제 인맥이요. 간호사, 의사, 스파 원장. 무작위는 아니에요.</w:t>
-      </w:r>
-    </w:p>
-    <w:p>
-      <w:pPr>
-        <w:numPr>
-          <w:ilvl w:val="0"/>
-          <w:numId w:val="1002"/>
-        </w:numPr>
+    </w:p>
+    <w:p>
+      <w:pPr>
+        <w:pStyle w:val="BodyText"/>
       </w:pPr>
       <w:r>
         <w:t xml:space="preserve">ELAINE: So it’s biased. Fine. Every early number is biased, and I don’t mind that. What I mind is founders who pretend it isn’t. Just be honest about where it came from. Continue.</w:t>
       </w:r>
-      <w:r>
-        <w:t xml:space="preserve"> </w:t>
-      </w:r>
-      <w:r>
-        <w:t xml:space="preserve">일레인: 그러니까 편향돼 있네요. 괜찮아요. 초기 숫자는 다 편향돼 있고, 난 그건 신경 안 써요. 신경 쓰이는 건 안 그런 척하는 창업자들이죠. 어디서 나온 숫자인지만 솔직하게 말해요. 계속해요.</w:t>
-      </w:r>
-    </w:p>
-    <w:p>
-      <w:pPr>
-        <w:numPr>
-          <w:ilvl w:val="0"/>
-          <w:numId w:val="1002"/>
-        </w:numPr>
+    </w:p>
+    <w:p>
+      <w:pPr>
+        <w:pStyle w:val="BodyText"/>
       </w:pPr>
       <w:r>
         <w:t xml:space="preserve">NOAH: Slide three, the solution. A long-lasting filler that dissolves fast in an emergency.</w:t>
       </w:r>
-      <w:r>
-        <w:t xml:space="preserve"> </w:t>
-      </w:r>
-      <w:r>
-        <w:t xml:space="preserve">노아: 3번 슬라이드, 해결책. 응급 시 빨리 녹는 오래가는 필러.</w:t>
-      </w:r>
-    </w:p>
-    <w:p>
-      <w:pPr>
-        <w:numPr>
-          <w:ilvl w:val="0"/>
-          <w:numId w:val="1002"/>
-        </w:numPr>
+    </w:p>
+    <w:p>
+      <w:pPr>
+        <w:pStyle w:val="BodyText"/>
       </w:pPr>
       <w:r>
         <w:t xml:space="preserve">ELAINE: Slide four?</w:t>
       </w:r>
-      <w:r>
-        <w:t xml:space="preserve"> </w:t>
-      </w:r>
-      <w:r>
-        <w:t xml:space="preserve">일레인: 4번은요?</w:t>
-      </w:r>
-    </w:p>
-    <w:p>
-      <w:pPr>
-        <w:numPr>
-          <w:ilvl w:val="0"/>
-          <w:numId w:val="1002"/>
-        </w:numPr>
+    </w:p>
+    <w:p>
+      <w:pPr>
+        <w:pStyle w:val="BodyText"/>
       </w:pPr>
       <w:r>
         <w:t xml:space="preserve">NOAH: How it works. Lily made an animation. The net, then the enzyme…</w:t>
       </w:r>
-      <w:r>
-        <w:t xml:space="preserve"> </w:t>
-      </w:r>
-      <w:r>
-        <w:t xml:space="preserve">노아: 작동 원리요. 릴리가 애니메이션을 만들었어요. 그물, 그다음 효소…</w:t>
-      </w:r>
-    </w:p>
-    <w:p>
-      <w:pPr>
-        <w:numPr>
-          <w:ilvl w:val="0"/>
-          <w:numId w:val="1002"/>
-        </w:numPr>
+    </w:p>
+    <w:p>
+      <w:pPr>
+        <w:pStyle w:val="BodyText"/>
       </w:pPr>
       <w:r>
         <w:t xml:space="preserve">ELAINE: Pretty. Skip it. I understand nets. Skip to slide ten.</w:t>
       </w:r>
-      <w:r>
-        <w:t xml:space="preserve"> </w:t>
-      </w:r>
-      <w:r>
-        <w:t xml:space="preserve">일레인: 예쁘네요. 넘겨요. 그물은 이해해요. 10번으로 넘겨요.</w:t>
-      </w:r>
-    </w:p>
-    <w:p>
-      <w:pPr>
-        <w:numPr>
-          <w:ilvl w:val="0"/>
-          <w:numId w:val="1002"/>
-        </w:numPr>
+    </w:p>
+    <w:p>
+      <w:pPr>
+        <w:pStyle w:val="BodyText"/>
       </w:pPr>
       <w:r>
         <w:t xml:space="preserve">NOAH: Slide ten? The ask?</w:t>
       </w:r>
-      <w:r>
-        <w:t xml:space="preserve"> </w:t>
-      </w:r>
-      <w:r>
-        <w:t xml:space="preserve">노아: 10번이요? 요청 금액이요?</w:t>
-      </w:r>
-    </w:p>
-    <w:p>
-      <w:pPr>
-        <w:numPr>
-          <w:ilvl w:val="0"/>
-          <w:numId w:val="1002"/>
-        </w:numPr>
+    </w:p>
+    <w:p>
+      <w:pPr>
+        <w:pStyle w:val="BodyText"/>
       </w:pPr>
       <w:r>
         <w:t xml:space="preserve">ELAINE: I always read the end first. Like a mystery novel.</w:t>
       </w:r>
-      <w:r>
-        <w:t xml:space="preserve"> </w:t>
-      </w:r>
-      <w:r>
-        <w:t xml:space="preserve">일레인: 난 항상 결말부터 읽어요. 추리 소설처럼.</w:t>
-      </w:r>
-    </w:p>
-    <w:p>
-      <w:pPr>
-        <w:numPr>
-          <w:ilvl w:val="0"/>
-          <w:numId w:val="1002"/>
-        </w:numPr>
+    </w:p>
+    <w:p>
+      <w:pPr>
+        <w:pStyle w:val="BodyText"/>
       </w:pPr>
       <w:r>
         <w:t xml:space="preserve">NOAH: Okay. We’re raising one point five million. For eighteen months.</w:t>
       </w:r>
-      <w:r>
-        <w:t xml:space="preserve"> </w:t>
-      </w:r>
-      <w:r>
-        <w:t xml:space="preserve">노아: 알겠습니다. 150만 달러를 모으고 있어요. 18개월 치예요.</w:t>
-      </w:r>
-    </w:p>
-    <w:p>
-      <w:pPr>
-        <w:numPr>
-          <w:ilvl w:val="0"/>
-          <w:numId w:val="1002"/>
-        </w:numPr>
+    </w:p>
+    <w:p>
+      <w:pPr>
+        <w:pStyle w:val="BodyText"/>
       </w:pPr>
       <w:r>
         <w:t xml:space="preserve">ELAINE: To prove what, exactly?</w:t>
       </w:r>
-      <w:r>
-        <w:t xml:space="preserve"> </w:t>
-      </w:r>
-      <w:r>
-        <w:t xml:space="preserve">일레인: 정확히 뭘 증명하려고요?</w:t>
-      </w:r>
-    </w:p>
-    <w:p>
-      <w:pPr>
-        <w:numPr>
-          <w:ilvl w:val="0"/>
-          <w:numId w:val="1002"/>
-        </w:numPr>
+    </w:p>
+    <w:p>
+      <w:pPr>
+        <w:pStyle w:val="BodyText"/>
       </w:pPr>
       <w:r>
         <w:t xml:space="preserve">NOAH: That the technology works. In the lab and in animals.</w:t>
       </w:r>
-      <w:r>
-        <w:t xml:space="preserve"> </w:t>
-      </w:r>
-      <w:r>
-        <w:t xml:space="preserve">노아: 기술이 작동한다는 걸요. 실험실에서, 그리고 동물에서.</w:t>
-      </w:r>
-    </w:p>
-    <w:p>
-      <w:pPr>
-        <w:numPr>
-          <w:ilvl w:val="0"/>
-          <w:numId w:val="1002"/>
-        </w:numPr>
+    </w:p>
+    <w:p>
+      <w:pPr>
+        <w:pStyle w:val="BodyText"/>
       </w:pPr>
       <w:r>
         <w:t xml:space="preserve">ELAINE:</w:t>
@@ -787,11 +481,21 @@
       <w:r>
         <w:t xml:space="preserve">”</w:t>
       </w:r>
-      <w:r>
-        <w:t xml:space="preserve"> </w:t>
-      </w:r>
-      <w:r>
-        <w:t xml:space="preserve">일레인:</w:t>
+    </w:p>
+    <w:p>
+      <w:pPr>
+        <w:pStyle w:val="BodyText"/>
+      </w:pPr>
+      <w:r>
+        <w:t xml:space="preserve">PRIYA: She sounds like me.</w:t>
+      </w:r>
+    </w:p>
+    <w:p>
+      <w:pPr>
+        <w:pStyle w:val="BodyText"/>
+      </w:pPr>
+      <w:r>
+        <w:t xml:space="preserve">ELAINE: Then you should answer. What does</w:t>
       </w:r>
       <w:r>
         <w:t xml:space="preserve"> </w:t>
@@ -800,137 +504,37 @@
         <w:t xml:space="preserve">“</w:t>
       </w:r>
       <w:r>
-        <w:t xml:space="preserve">작동한다</w:t>
+        <w:t xml:space="preserve">works</w:t>
       </w:r>
       <w:r>
         <w:t xml:space="preserve">”</w:t>
       </w:r>
       <w:r>
-        <w:t xml:space="preserve">는 모호해요.</w:t>
-      </w:r>
-      <w:r>
-        <w:t xml:space="preserve"> </w:t>
-      </w:r>
-      <w:r>
-        <w:t xml:space="preserve">“</w:t>
-      </w:r>
-      <w:r>
-        <w:t xml:space="preserve">작동</w:t>
-      </w:r>
-      <w:r>
-        <w:t xml:space="preserve">”</w:t>
-      </w:r>
-      <w:r>
-        <w:t xml:space="preserve">을 정의해 봐요.</w:t>
-      </w:r>
-    </w:p>
-    <w:p>
-      <w:pPr>
-        <w:numPr>
-          <w:ilvl w:val="0"/>
-          <w:numId w:val="1002"/>
-        </w:numPr>
-      </w:pPr>
-      <w:r>
-        <w:t xml:space="preserve">PRIYA: She sounds like me.</w:t>
-      </w:r>
-      <w:r>
-        <w:t xml:space="preserve"> </w:t>
-      </w:r>
-      <w:r>
-        <w:t xml:space="preserve">프리야: 꼭 저 같은 말씀을 하시네요.</w:t>
-      </w:r>
-    </w:p>
-    <w:p>
-      <w:pPr>
-        <w:numPr>
-          <w:ilvl w:val="0"/>
-          <w:numId w:val="1002"/>
-        </w:numPr>
-      </w:pPr>
-      <w:r>
-        <w:t xml:space="preserve">ELAINE: Then you should answer. What does</w:t>
-      </w:r>
-      <w:r>
-        <w:t xml:space="preserve"> </w:t>
-      </w:r>
-      <w:r>
-        <w:t xml:space="preserve">“</w:t>
-      </w:r>
-      <w:r>
-        <w:t xml:space="preserve">works</w:t>
-      </w:r>
-      <w:r>
-        <w:t xml:space="preserve">”</w:t>
-      </w:r>
-      <w:r>
         <w:t xml:space="preserve"> </w:t>
       </w:r>
       <w:r>
         <w:t xml:space="preserve">mean?</w:t>
       </w:r>
-      <w:r>
-        <w:t xml:space="preserve"> </w:t>
-      </w:r>
-      <w:r>
-        <w:t xml:space="preserve">일레인: 그럼 박사님이 답해야겠네요.</w:t>
-      </w:r>
-      <w:r>
-        <w:t xml:space="preserve"> </w:t>
-      </w:r>
-      <w:r>
-        <w:t xml:space="preserve">“</w:t>
-      </w:r>
-      <w:r>
-        <w:t xml:space="preserve">작동한다</w:t>
-      </w:r>
-      <w:r>
-        <w:t xml:space="preserve">”</w:t>
-      </w:r>
-      <w:r>
-        <w:t xml:space="preserve">는 게 뭐예요?</w:t>
-      </w:r>
-    </w:p>
-    <w:p>
-      <w:pPr>
-        <w:numPr>
-          <w:ilvl w:val="0"/>
-          <w:numId w:val="1002"/>
-        </w:numPr>
+    </w:p>
+    <w:p>
+      <w:pPr>
+        <w:pStyle w:val="BodyText"/>
       </w:pPr>
       <w:r>
         <w:t xml:space="preserve">PRIYA: I… can’t discuss the chemistry. Not yet.</w:t>
       </w:r>
-      <w:r>
-        <w:t xml:space="preserve"> </w:t>
-      </w:r>
-      <w:r>
-        <w:t xml:space="preserve">프리야: 저는… 화학 얘기를 할 수 없어요. 아직은요.</w:t>
-      </w:r>
-    </w:p>
-    <w:p>
-      <w:pPr>
-        <w:numPr>
-          <w:ilvl w:val="0"/>
-          <w:numId w:val="1002"/>
-        </w:numPr>
+    </w:p>
+    <w:p>
+      <w:pPr>
+        <w:pStyle w:val="BodyText"/>
       </w:pPr>
       <w:r>
         <w:t xml:space="preserve">ELAINE: You can’t? You’re the CTO.</w:t>
       </w:r>
-      <w:r>
-        <w:t xml:space="preserve"> </w:t>
-      </w:r>
-      <w:r>
-        <w:t xml:space="preserve">일레인: 할 수 없다고요? CTO잖아요.</w:t>
-      </w:r>
-    </w:p>
-    <w:p>
-      <w:pPr>
-        <w:numPr>
-          <w:ilvl w:val="0"/>
-          <w:numId w:val="1002"/>
-        </w:numPr>
+    </w:p>
+    <w:p>
+      <w:pPr>
+        <w:pStyle w:val="BodyText"/>
       </w:pPr>
       <w:r>
         <w:t xml:space="preserve">PRIYA: I still work at Halvern, so I have to be careful. Our lawyer said,</w:t>
@@ -953,230 +557,101 @@
       <w:r>
         <w:t xml:space="preserve">If I explain our formula in this room, Halvern could say it belongs to them.</w:t>
       </w:r>
-      <w:r>
-        <w:t xml:space="preserve"> </w:t>
-      </w:r>
-      <w:r>
-        <w:t xml:space="preserve">프리야: 아직 할번에 다니고 있어서 조심해야 해요. 변호사가</w:t>
-      </w:r>
-      <w:r>
-        <w:t xml:space="preserve"> </w:t>
-      </w:r>
-      <w:r>
-        <w:t xml:space="preserve">“</w:t>
-      </w:r>
-      <w:r>
-        <w:t xml:space="preserve">사업 얘기만, 화학은 안 된다</w:t>
-      </w:r>
-      <w:r>
-        <w:t xml:space="preserve">”</w:t>
-      </w:r>
-      <w:r>
-        <w:t xml:space="preserve">고 했어요. 제가 이 자리에서 배합을 설명하면, 할번이 그게 자기네 거라고 주장할 수 있어요.</w:t>
-      </w:r>
-    </w:p>
-    <w:p>
-      <w:pPr>
-        <w:numPr>
-          <w:ilvl w:val="0"/>
-          <w:numId w:val="1002"/>
-        </w:numPr>
+    </w:p>
+    <w:p>
+      <w:pPr>
+        <w:pStyle w:val="BodyText"/>
       </w:pPr>
       <w:r>
         <w:t xml:space="preserve">ELAINE: Interesting. So your CTO can’t talk about technology.</w:t>
       </w:r>
-      <w:r>
-        <w:t xml:space="preserve"> </w:t>
-      </w:r>
-      <w:r>
-        <w:t xml:space="preserve">일레인: 흥미롭네요. 그러니까 CTO가 기술 얘기를 못 하는군요.</w:t>
-      </w:r>
-    </w:p>
-    <w:p>
-      <w:pPr>
-        <w:numPr>
-          <w:ilvl w:val="0"/>
-          <w:numId w:val="1002"/>
-        </w:numPr>
+    </w:p>
+    <w:p>
+      <w:pPr>
+        <w:pStyle w:val="BodyText"/>
       </w:pPr>
       <w:r>
         <w:t xml:space="preserve">NOAH: Only temporarily. Once we raise money, she joins full-time.</w:t>
       </w:r>
-      <w:r>
-        <w:t xml:space="preserve"> </w:t>
-      </w:r>
-      <w:r>
-        <w:t xml:space="preserve">노아: 일시적이에요. 투자를 받으면 풀타임으로 합류해요.</w:t>
-      </w:r>
-    </w:p>
-    <w:p>
-      <w:pPr>
-        <w:numPr>
-          <w:ilvl w:val="0"/>
-          <w:numId w:val="1002"/>
-        </w:numPr>
+    </w:p>
+    <w:p>
+      <w:pPr>
+        <w:pStyle w:val="BodyText"/>
       </w:pPr>
       <w:r>
         <w:t xml:space="preserve">ELAINE: And you, Noah? Elena says you left Halvern too.</w:t>
       </w:r>
-      <w:r>
-        <w:t xml:space="preserve"> </w:t>
-      </w:r>
-      <w:r>
-        <w:t xml:space="preserve">일레인: 그리고 노아, 당신은요? 엘레나 말로는 당신도 할번을 나왔다던데.</w:t>
-      </w:r>
-    </w:p>
-    <w:p>
-      <w:pPr>
-        <w:numPr>
-          <w:ilvl w:val="0"/>
-          <w:numId w:val="1002"/>
-        </w:numPr>
+    </w:p>
+    <w:p>
+      <w:pPr>
+        <w:pStyle w:val="BodyText"/>
       </w:pPr>
       <w:r>
         <w:t xml:space="preserve">NOAH: Yes. Five weeks ago.</w:t>
       </w:r>
-      <w:r>
-        <w:t xml:space="preserve"> </w:t>
-      </w:r>
-      <w:r>
-        <w:t xml:space="preserve">노아: 네. 5주 전에요.</w:t>
-      </w:r>
-    </w:p>
-    <w:p>
-      <w:pPr>
-        <w:numPr>
-          <w:ilvl w:val="0"/>
-          <w:numId w:val="1002"/>
-        </w:numPr>
+    </w:p>
+    <w:p>
+      <w:pPr>
+        <w:pStyle w:val="BodyText"/>
       </w:pPr>
       <w:r>
         <w:t xml:space="preserve">ELAINE: Non-compete?</w:t>
       </w:r>
-      <w:r>
-        <w:t xml:space="preserve"> </w:t>
-      </w:r>
-      <w:r>
-        <w:t xml:space="preserve">일레인: 경업금지 조항은?</w:t>
-      </w:r>
-    </w:p>
-    <w:p>
-      <w:pPr>
-        <w:numPr>
-          <w:ilvl w:val="0"/>
-          <w:numId w:val="1002"/>
-        </w:numPr>
+    </w:p>
+    <w:p>
+      <w:pPr>
+        <w:pStyle w:val="BodyText"/>
       </w:pPr>
       <w:r>
         <w:t xml:space="preserve">NOAH: Twelve months. Our lawyer says we’re doing research, not competing, because we aren’t selling anything yet. As long as we stay in the lab and don’t sell, we should be fine.</w:t>
       </w:r>
-      <w:r>
-        <w:t xml:space="preserve"> </w:t>
-      </w:r>
-      <w:r>
-        <w:t xml:space="preserve">노아: 12개월이요. 변호사 말로는 우린 아직 아무것도 팔지 않으니까 연구 중이지 경쟁 중이 아니래요. 실험실에만 머물고 판매만 안 하면 괜찮을 거래요.</w:t>
-      </w:r>
-    </w:p>
-    <w:p>
-      <w:pPr>
-        <w:numPr>
-          <w:ilvl w:val="0"/>
-          <w:numId w:val="1002"/>
-        </w:numPr>
+    </w:p>
+    <w:p>
+      <w:pPr>
+        <w:pStyle w:val="BodyText"/>
       </w:pPr>
       <w:r>
         <w:t xml:space="preserve">ELAINE: Your lawyer says. Halvern’s lawyers might say something else.</w:t>
       </w:r>
-      <w:r>
-        <w:t xml:space="preserve"> </w:t>
-      </w:r>
-      <w:r>
-        <w:t xml:space="preserve">일레인: 당신 변호사는 그렇게 말하죠. 할번 변호사들은 다른 말을 할 수도 있어요.</w:t>
-      </w:r>
-    </w:p>
-    <w:p>
-      <w:pPr>
-        <w:numPr>
-          <w:ilvl w:val="0"/>
-          <w:numId w:val="1002"/>
-        </w:numPr>
+    </w:p>
+    <w:p>
+      <w:pPr>
+        <w:pStyle w:val="BodyText"/>
       </w:pPr>
       <w:r>
         <w:t xml:space="preserve">NOAH: That’s possible. We’re being very careful.</w:t>
       </w:r>
-      <w:r>
-        <w:t xml:space="preserve"> </w:t>
-      </w:r>
-      <w:r>
-        <w:t xml:space="preserve">노아: 그럴 수 있죠. 저흰 아주 조심하고 있어요.</w:t>
-      </w:r>
-    </w:p>
-    <w:p>
-      <w:pPr>
-        <w:numPr>
-          <w:ilvl w:val="0"/>
-          <w:numId w:val="1002"/>
-        </w:numPr>
+    </w:p>
+    <w:p>
+      <w:pPr>
+        <w:pStyle w:val="BodyText"/>
       </w:pPr>
       <w:r>
         <w:t xml:space="preserve">ELAINE: And your manufacturing person has a day job.</w:t>
       </w:r>
-      <w:r>
-        <w:t xml:space="preserve"> </w:t>
-      </w:r>
-      <w:r>
-        <w:t xml:space="preserve">일레인: 그리고 생산 담당은 본업이 있고요.</w:t>
-      </w:r>
-    </w:p>
-    <w:p>
-      <w:pPr>
-        <w:numPr>
-          <w:ilvl w:val="0"/>
-          <w:numId w:val="1002"/>
-        </w:numPr>
+    </w:p>
+    <w:p>
+      <w:pPr>
+        <w:pStyle w:val="BodyText"/>
       </w:pPr>
       <w:r>
         <w:t xml:space="preserve">ELENA: Until there’s a payroll. Then he’s all in.</w:t>
       </w:r>
-      <w:r>
-        <w:t xml:space="preserve"> </w:t>
-      </w:r>
-      <w:r>
-        <w:t xml:space="preserve">엘레나: 월급이 나올 때까지만요. 그다음엔 올인해요.</w:t>
-      </w:r>
-    </w:p>
-    <w:p>
-      <w:pPr>
-        <w:numPr>
-          <w:ilvl w:val="0"/>
-          <w:numId w:val="1002"/>
-        </w:numPr>
+    </w:p>
+    <w:p>
+      <w:pPr>
+        <w:pStyle w:val="BodyText"/>
       </w:pPr>
       <w:r>
         <w:t xml:space="preserve">ELAINE: So, let me summarize. Your CTO can’t work. Your CEO has a non-compete.</w:t>
       </w:r>
-      <w:r>
-        <w:t xml:space="preserve"> </w:t>
-      </w:r>
-      <w:r>
-        <w:t xml:space="preserve">일레인: 그럼 정리해 보죠. CTO는 일을 못 하고, CEO는 경업금지에 걸려 있어요.</w:t>
-      </w:r>
-    </w:p>
-    <w:p>
-      <w:pPr>
-        <w:numPr>
-          <w:ilvl w:val="0"/>
-          <w:numId w:val="1002"/>
-        </w:numPr>
+    </w:p>
+    <w:p>
+      <w:pPr>
+        <w:pStyle w:val="BodyText"/>
       </w:pPr>
       <w:r>
         <w:t xml:space="preserve">NOAH: And our COO has a day job. I know how that sounds.</w:t>
-      </w:r>
-      <w:r>
-        <w:t xml:space="preserve"> </w:t>
-      </w:r>
-      <w:r>
-        <w:t xml:space="preserve">노아: 그리고 COO는 본업이 있고요. 어떻게 들리는지 알아요.</w:t>
       </w:r>
     </w:p>
     <w:bookmarkEnd w:id="22"/>
@@ -1191,512 +666,242 @@
     </w:p>
     <w:p>
       <w:pPr>
-        <w:numPr>
-          <w:ilvl w:val="0"/>
-          <w:numId w:val="1003"/>
-        </w:numPr>
+        <w:pStyle w:val="FirstParagraph"/>
       </w:pPr>
       <w:r>
         <w:t xml:space="preserve">ELAINE: It doesn’t sound like a team. It sounds like a waiting room.</w:t>
       </w:r>
-      <w:r>
-        <w:t xml:space="preserve"> </w:t>
-      </w:r>
-      <w:r>
-        <w:t xml:space="preserve">일레인: 팀처럼 들리지 않아요. 대기실처럼 들리죠.</w:t>
-      </w:r>
-    </w:p>
-    <w:p>
-      <w:pPr>
-        <w:numPr>
-          <w:ilvl w:val="0"/>
-          <w:numId w:val="1003"/>
-        </w:numPr>
+    </w:p>
+    <w:p>
+      <w:pPr>
+        <w:pStyle w:val="BodyText"/>
       </w:pPr>
       <w:r>
         <w:t xml:space="preserve">NOAH: That’s fair. But it’s temporary.</w:t>
       </w:r>
-      <w:r>
-        <w:t xml:space="preserve"> </w:t>
-      </w:r>
-      <w:r>
-        <w:t xml:space="preserve">노아: 맞는 말씀이에요. 하지만 일시적이에요.</w:t>
-      </w:r>
-    </w:p>
-    <w:p>
-      <w:pPr>
-        <w:numPr>
-          <w:ilvl w:val="0"/>
-          <w:numId w:val="1003"/>
-        </w:numPr>
+    </w:p>
+    <w:p>
+      <w:pPr>
+        <w:pStyle w:val="BodyText"/>
       </w:pPr>
       <w:r>
         <w:t xml:space="preserve">ELENA: Elaine, they’re good people. I’ve seen it.</w:t>
       </w:r>
-      <w:r>
-        <w:t xml:space="preserve"> </w:t>
-      </w:r>
-      <w:r>
-        <w:t xml:space="preserve">엘레나: 일레인, 좋은 사람들이에요. 내가 직접 봤어요.</w:t>
-      </w:r>
-    </w:p>
-    <w:p>
-      <w:pPr>
-        <w:numPr>
-          <w:ilvl w:val="0"/>
-          <w:numId w:val="1003"/>
-        </w:numPr>
+    </w:p>
+    <w:p>
+      <w:pPr>
+        <w:pStyle w:val="BodyText"/>
       </w:pPr>
       <w:r>
         <w:t xml:space="preserve">ELAINE: I don’t doubt that. Good people fail all the time, Elena. I’m not investing in kindness. I’m investing in a team that can actually do the work. Next question.</w:t>
       </w:r>
-      <w:r>
-        <w:t xml:space="preserve"> </w:t>
-      </w:r>
-      <w:r>
-        <w:t xml:space="preserve">일레인: 그건 의심 안 해요. 좋은 사람들도 늘 실패해요, 엘레나. 난 착한 마음에 투자하는 게 아니에요. 실제로 일을 해낼 수 있는 팀에 투자하는 거죠. 다음 질문.</w:t>
-      </w:r>
-    </w:p>
-    <w:p>
-      <w:pPr>
-        <w:numPr>
-          <w:ilvl w:val="0"/>
-          <w:numId w:val="1003"/>
-        </w:numPr>
+    </w:p>
+    <w:p>
+      <w:pPr>
+        <w:pStyle w:val="BodyText"/>
       </w:pPr>
       <w:r>
         <w:t xml:space="preserve">NOAH: Go ahead.</w:t>
       </w:r>
-      <w:r>
-        <w:t xml:space="preserve"> </w:t>
-      </w:r>
-      <w:r>
-        <w:t xml:space="preserve">노아: 말씀하세요.</w:t>
-      </w:r>
-    </w:p>
-    <w:p>
-      <w:pPr>
-        <w:numPr>
-          <w:ilvl w:val="0"/>
-          <w:numId w:val="1003"/>
-        </w:numPr>
+    </w:p>
+    <w:p>
+      <w:pPr>
+        <w:pStyle w:val="BodyText"/>
       </w:pPr>
       <w:r>
         <w:t xml:space="preserve">ELAINE: Regulatory risk. What if the FDA asks for two trials, not one?</w:t>
       </w:r>
-      <w:r>
-        <w:t xml:space="preserve"> </w:t>
-      </w:r>
-      <w:r>
-        <w:t xml:space="preserve">일레인: 규제 리스크. FDA가 임상을 한 번이 아니라 두 번 하라고 하면요?</w:t>
-      </w:r>
-    </w:p>
-    <w:p>
-      <w:pPr>
-        <w:numPr>
-          <w:ilvl w:val="0"/>
-          <w:numId w:val="1003"/>
-        </w:numPr>
+    </w:p>
+    <w:p>
+      <w:pPr>
+        <w:pStyle w:val="BodyText"/>
       </w:pPr>
       <w:r>
         <w:t xml:space="preserve">NOAH: Then… we’d need more money. And more time.</w:t>
       </w:r>
-      <w:r>
-        <w:t xml:space="preserve"> </w:t>
-      </w:r>
-      <w:r>
-        <w:t xml:space="preserve">노아: 그럼… 돈이 더 필요하겠죠. 시간도요.</w:t>
-      </w:r>
-    </w:p>
-    <w:p>
-      <w:pPr>
-        <w:numPr>
-          <w:ilvl w:val="0"/>
-          <w:numId w:val="1003"/>
-        </w:numPr>
+    </w:p>
+    <w:p>
+      <w:pPr>
+        <w:pStyle w:val="BodyText"/>
       </w:pPr>
       <w:r>
         <w:t xml:space="preserve">ELAINE: How much more? How much more time?</w:t>
       </w:r>
-      <w:r>
-        <w:t xml:space="preserve"> </w:t>
-      </w:r>
-      <w:r>
-        <w:t xml:space="preserve">일레인: 얼마나 더요? 시간은 얼마나 더요?</w:t>
-      </w:r>
-    </w:p>
-    <w:p>
-      <w:pPr>
-        <w:numPr>
-          <w:ilvl w:val="0"/>
-          <w:numId w:val="1003"/>
-        </w:numPr>
+    </w:p>
+    <w:p>
+      <w:pPr>
+        <w:pStyle w:val="BodyText"/>
       </w:pPr>
       <w:r>
         <w:t xml:space="preserve">NOAH: I’d have to check. I don’t have that number with me.</w:t>
       </w:r>
-      <w:r>
-        <w:t xml:space="preserve"> </w:t>
-      </w:r>
-      <w:r>
-        <w:t xml:space="preserve">노아: 확인해 봐야 해요. 지금 그 숫자는 없어요.</w:t>
-      </w:r>
-    </w:p>
-    <w:p>
-      <w:pPr>
-        <w:numPr>
-          <w:ilvl w:val="0"/>
-          <w:numId w:val="1003"/>
-        </w:numPr>
+    </w:p>
+    <w:p>
+      <w:pPr>
+        <w:pStyle w:val="BodyText"/>
       </w:pPr>
       <w:r>
         <w:t xml:space="preserve">ELAINE: Elena, would you know?</w:t>
       </w:r>
-      <w:r>
-        <w:t xml:space="preserve"> </w:t>
-      </w:r>
-      <w:r>
-        <w:t xml:space="preserve">일레인: 엘레나, 당신은 알아요?</w:t>
-      </w:r>
-    </w:p>
-    <w:p>
-      <w:pPr>
-        <w:numPr>
-          <w:ilvl w:val="0"/>
-          <w:numId w:val="1003"/>
-        </w:numPr>
+    </w:p>
+    <w:p>
+      <w:pPr>
+        <w:pStyle w:val="BodyText"/>
       </w:pPr>
       <w:r>
         <w:t xml:space="preserve">ELENA: Roughly two more years, and ten to fifteen million more. A second trial means more patients, more sites, and more follow-up visits, so both time and cost go up quickly.</w:t>
       </w:r>
-      <w:r>
-        <w:t xml:space="preserve"> </w:t>
-      </w:r>
-      <w:r>
-        <w:t xml:space="preserve">엘레나: 대략 2년 더, 그리고 1,000만에서 1,500만 달러 더요. 임상을 한 번 더 하면 환자도, 시험 기관도, 추적 방문도 늘어나니까 시간과 비용이 둘 다 빠르게 올라가요.</w:t>
-      </w:r>
-    </w:p>
-    <w:p>
-      <w:pPr>
-        <w:numPr>
-          <w:ilvl w:val="0"/>
-          <w:numId w:val="1003"/>
-        </w:numPr>
+    </w:p>
+    <w:p>
+      <w:pPr>
+        <w:pStyle w:val="BodyText"/>
       </w:pPr>
       <w:r>
         <w:t xml:space="preserve">ELAINE: Thank you. Noah, you should know that number by heart.</w:t>
       </w:r>
-      <w:r>
-        <w:t xml:space="preserve"> </w:t>
-      </w:r>
-      <w:r>
-        <w:t xml:space="preserve">일레인: 고마워요. 노아, 그 숫자는 외우고 있어야 해요.</w:t>
-      </w:r>
-    </w:p>
-    <w:p>
-      <w:pPr>
-        <w:numPr>
-          <w:ilvl w:val="0"/>
-          <w:numId w:val="1003"/>
-        </w:numPr>
+    </w:p>
+    <w:p>
+      <w:pPr>
+        <w:pStyle w:val="BodyText"/>
       </w:pPr>
       <w:r>
         <w:t xml:space="preserve">NOAH: You’re right. I should.</w:t>
       </w:r>
-      <w:r>
-        <w:t xml:space="preserve"> </w:t>
-      </w:r>
-      <w:r>
-        <w:t xml:space="preserve">노아: 맞습니다. 그래야 했어요.</w:t>
-      </w:r>
-    </w:p>
-    <w:p>
-      <w:pPr>
-        <w:numPr>
-          <w:ilvl w:val="0"/>
-          <w:numId w:val="1003"/>
-        </w:numPr>
+    </w:p>
+    <w:p>
+      <w:pPr>
+        <w:pStyle w:val="BodyText"/>
       </w:pPr>
       <w:r>
         <w:t xml:space="preserve">ELAINE: Next. Your filler dissolves faster. Does that mean it disappears faster too?</w:t>
       </w:r>
-      <w:r>
-        <w:t xml:space="preserve"> </w:t>
-      </w:r>
-      <w:r>
-        <w:t xml:space="preserve">일레인: 다음. 당신 필러는 빨리 녹죠. 그럼 몸속에서도 빨리 사라지는 거 아니에요?</w:t>
-      </w:r>
-    </w:p>
-    <w:p>
-      <w:pPr>
-        <w:numPr>
-          <w:ilvl w:val="0"/>
-          <w:numId w:val="1003"/>
-        </w:numPr>
+    </w:p>
+    <w:p>
+      <w:pPr>
+        <w:pStyle w:val="BodyText"/>
       </w:pPr>
       <w:r>
         <w:t xml:space="preserve">NOAH: No. It’s designed to last twelve months. Like Lumaderm.</w:t>
       </w:r>
-      <w:r>
-        <w:t xml:space="preserve"> </w:t>
-      </w:r>
-      <w:r>
-        <w:t xml:space="preserve">노아: 아니요. 12개월 지속되도록 설계됐어요. 루마덤처럼요.</w:t>
-      </w:r>
-    </w:p>
-    <w:p>
-      <w:pPr>
-        <w:numPr>
-          <w:ilvl w:val="0"/>
-          <w:numId w:val="1003"/>
-        </w:numPr>
+    </w:p>
+    <w:p>
+      <w:pPr>
+        <w:pStyle w:val="BodyText"/>
       </w:pPr>
       <w:r>
         <w:t xml:space="preserve">ELAINE: Designed. Has it been proven?</w:t>
       </w:r>
-      <w:r>
-        <w:t xml:space="preserve"> </w:t>
-      </w:r>
-      <w:r>
-        <w:t xml:space="preserve">일레인: 설계됐다. 증명됐어요?</w:t>
-      </w:r>
-    </w:p>
-    <w:p>
-      <w:pPr>
-        <w:numPr>
-          <w:ilvl w:val="0"/>
-          <w:numId w:val="1003"/>
-        </w:numPr>
+    </w:p>
+    <w:p>
+      <w:pPr>
+        <w:pStyle w:val="BodyText"/>
       </w:pPr>
       <w:r>
         <w:t xml:space="preserve">NOAH: Not yet. That’s what the money is for.</w:t>
       </w:r>
-      <w:r>
-        <w:t xml:space="preserve"> </w:t>
-      </w:r>
-      <w:r>
-        <w:t xml:space="preserve">노아: 아직이요. 그걸 위한 돈이에요.</w:t>
-      </w:r>
-    </w:p>
-    <w:p>
-      <w:pPr>
-        <w:numPr>
-          <w:ilvl w:val="0"/>
-          <w:numId w:val="1003"/>
-        </w:numPr>
+    </w:p>
+    <w:p>
+      <w:pPr>
+        <w:pStyle w:val="BodyText"/>
       </w:pPr>
       <w:r>
         <w:t xml:space="preserve">ELAINE: So you don’t know if it lasts. And you don’t know if it dissolves.</w:t>
       </w:r>
-      <w:r>
-        <w:t xml:space="preserve"> </w:t>
-      </w:r>
-      <w:r>
-        <w:t xml:space="preserve">일레인: 그러니까 오래가는지도 모르고, 녹는지도 모르는 거네요.</w:t>
-      </w:r>
-    </w:p>
-    <w:p>
-      <w:pPr>
-        <w:numPr>
-          <w:ilvl w:val="0"/>
-          <w:numId w:val="1003"/>
-        </w:numPr>
+    </w:p>
+    <w:p>
+      <w:pPr>
+        <w:pStyle w:val="BodyText"/>
       </w:pPr>
       <w:r>
         <w:t xml:space="preserve">NOAH: We have test tube data. Two point four times faster.</w:t>
       </w:r>
-      <w:r>
-        <w:t xml:space="preserve"> </w:t>
-      </w:r>
-      <w:r>
-        <w:t xml:space="preserve">노아: 시험관 데이터가 있어요. 2.4배 빨라요.</w:t>
-      </w:r>
-    </w:p>
-    <w:p>
-      <w:pPr>
-        <w:numPr>
-          <w:ilvl w:val="0"/>
-          <w:numId w:val="1003"/>
-        </w:numPr>
+    </w:p>
+    <w:p>
+      <w:pPr>
+        <w:pStyle w:val="BodyText"/>
       </w:pPr>
       <w:r>
         <w:t xml:space="preserve">ELAINE: From a thesis, years ago. Not sterilized, not in a body. A test tube is the easiest place in the world to look good. Bodies and factories are much less kind.</w:t>
       </w:r>
-      <w:r>
-        <w:t xml:space="preserve"> </w:t>
-      </w:r>
-      <w:r>
-        <w:t xml:space="preserve">일레인: 논문에서요. 몇 년 전 거. 멸균도 안 했고, 몸속도 아니고. 시험관은 세상에서 제일 좋아 보이기 쉬운 곳이에요. 몸과 공장은 훨씬 덜 너그럽죠.</w:t>
-      </w:r>
-    </w:p>
-    <w:p>
-      <w:pPr>
-        <w:numPr>
-          <w:ilvl w:val="0"/>
-          <w:numId w:val="1003"/>
-        </w:numPr>
+    </w:p>
+    <w:p>
+      <w:pPr>
+        <w:pStyle w:val="BodyText"/>
       </w:pPr>
       <w:r>
         <w:t xml:space="preserve">NOAH: We’re testing sterilization right now. Results come next week.</w:t>
       </w:r>
-      <w:r>
-        <w:t xml:space="preserve"> </w:t>
-      </w:r>
-      <w:r>
-        <w:t xml:space="preserve">노아: 지금 멸균 시험을 하고 있어요. 결과가 다음 주에 나와요.</w:t>
-      </w:r>
-    </w:p>
-    <w:p>
-      <w:pPr>
-        <w:numPr>
-          <w:ilvl w:val="0"/>
-          <w:numId w:val="1003"/>
-        </w:numPr>
+    </w:p>
+    <w:p>
+      <w:pPr>
+        <w:pStyle w:val="BodyText"/>
       </w:pPr>
       <w:r>
         <w:t xml:space="preserve">ELAINE: Next week. Everything important comes next week.</w:t>
       </w:r>
-      <w:r>
-        <w:t xml:space="preserve"> </w:t>
-      </w:r>
-      <w:r>
-        <w:t xml:space="preserve">일레인: 다음 주. 중요한 건 전부 다음 주에 오네요.</w:t>
-      </w:r>
-    </w:p>
-    <w:p>
-      <w:pPr>
-        <w:numPr>
-          <w:ilvl w:val="0"/>
-          <w:numId w:val="1003"/>
-        </w:numPr>
+    </w:p>
+    <w:p>
+      <w:pPr>
+        <w:pStyle w:val="BodyText"/>
       </w:pPr>
       <w:r>
         <w:t xml:space="preserve">NOAH: I know how that sounds.</w:t>
       </w:r>
-      <w:r>
-        <w:t xml:space="preserve"> </w:t>
-      </w:r>
-      <w:r>
-        <w:t xml:space="preserve">노아: 어떻게 들리는지 알아요.</w:t>
-      </w:r>
-    </w:p>
-    <w:p>
-      <w:pPr>
-        <w:numPr>
-          <w:ilvl w:val="0"/>
-          <w:numId w:val="1003"/>
-        </w:numPr>
+    </w:p>
+    <w:p>
+      <w:pPr>
+        <w:pStyle w:val="BodyText"/>
       </w:pPr>
       <w:r>
         <w:t xml:space="preserve">ELAINE: Last question. Why won’t Halvern just copy you?</w:t>
       </w:r>
-      <w:r>
-        <w:t xml:space="preserve"> </w:t>
-      </w:r>
-      <w:r>
-        <w:t xml:space="preserve">일레인: 마지막 질문. 할번이 그냥 베끼면 어떻게 하죠?</w:t>
-      </w:r>
-    </w:p>
-    <w:p>
-      <w:pPr>
-        <w:numPr>
-          <w:ilvl w:val="0"/>
-          <w:numId w:val="1003"/>
-        </w:numPr>
+    </w:p>
+    <w:p>
+      <w:pPr>
+        <w:pStyle w:val="BodyText"/>
       </w:pPr>
       <w:r>
         <w:t xml:space="preserve">NOAH: Because our edge is speed, focus, and better formulas.</w:t>
       </w:r>
-      <w:r>
-        <w:t xml:space="preserve"> </w:t>
-      </w:r>
-      <w:r>
-        <w:t xml:space="preserve">노아: 우리 강점은 속도, 집중, 더 나은 배합이니까요.</w:t>
-      </w:r>
-    </w:p>
-    <w:p>
-      <w:pPr>
-        <w:numPr>
-          <w:ilvl w:val="0"/>
-          <w:numId w:val="1003"/>
-        </w:numPr>
+    </w:p>
+    <w:p>
+      <w:pPr>
+        <w:pStyle w:val="BodyText"/>
       </w:pPr>
       <w:r>
         <w:t xml:space="preserve">ELAINE: Halvern has a thousand scientists. Speed against a thousand scientists?</w:t>
       </w:r>
-      <w:r>
-        <w:t xml:space="preserve"> </w:t>
-      </w:r>
-      <w:r>
-        <w:t xml:space="preserve">일레인: 할번엔 과학자가 천 명이에요. 천 명의 과학자를 상대로 속도요?</w:t>
-      </w:r>
-    </w:p>
-    <w:p>
-      <w:pPr>
-        <w:numPr>
-          <w:ilvl w:val="0"/>
-          <w:numId w:val="1003"/>
-        </w:numPr>
+    </w:p>
+    <w:p>
+      <w:pPr>
+        <w:pStyle w:val="BodyText"/>
       </w:pPr>
       <w:r>
         <w:t xml:space="preserve">NOAH: They’re big. Big companies move slowly.</w:t>
       </w:r>
-      <w:r>
-        <w:t xml:space="preserve"> </w:t>
-      </w:r>
-      <w:r>
-        <w:t xml:space="preserve">노아: 그들은 크잖아요. 큰 회사는 느리게 움직여요.</w:t>
-      </w:r>
-    </w:p>
-    <w:p>
-      <w:pPr>
-        <w:numPr>
-          <w:ilvl w:val="0"/>
-          <w:numId w:val="1003"/>
-        </w:numPr>
+    </w:p>
+    <w:p>
+      <w:pPr>
+        <w:pStyle w:val="BodyText"/>
       </w:pPr>
       <w:r>
         <w:t xml:space="preserve">ELAINE: Until they don’t. I sold my company to one, so I know. When a big company decides something matters, it can buy, copy, or build faster than you can raise money.</w:t>
       </w:r>
-      <w:r>
-        <w:t xml:space="preserve"> </w:t>
-      </w:r>
-      <w:r>
-        <w:t xml:space="preserve">일레인: 안 그럴 때까지는요. 난 그런 회사에 내 회사를 팔았으니까 알아요. 큰 회사가 뭔가 중요하다고 판단하면, 당신들이 투자를 모으는 것보다 더 빨리 사들이거나, 베끼거나, 만들어 낼 수 있어요.</w:t>
-      </w:r>
-    </w:p>
-    <w:p>
-      <w:pPr>
-        <w:numPr>
-          <w:ilvl w:val="0"/>
-          <w:numId w:val="1003"/>
-        </w:numPr>
+    </w:p>
+    <w:p>
+      <w:pPr>
+        <w:pStyle w:val="BodyText"/>
       </w:pPr>
       <w:r>
         <w:t xml:space="preserve">NOAH: Then… I’m not sure what else to say.</w:t>
       </w:r>
-      <w:r>
-        <w:t xml:space="preserve"> </w:t>
-      </w:r>
-      <w:r>
-        <w:t xml:space="preserve">노아: 그럼… 뭐라고 더 말씀드려야 할지 모르겠네요.</w:t>
-      </w:r>
-    </w:p>
-    <w:p>
-      <w:pPr>
-        <w:numPr>
-          <w:ilvl w:val="0"/>
-          <w:numId w:val="1003"/>
-        </w:numPr>
+    </w:p>
+    <w:p>
+      <w:pPr>
+        <w:pStyle w:val="BodyText"/>
       </w:pPr>
       <w:r>
         <w:t xml:space="preserve">ELAINE: That’s honest. More honest than your slides.</w:t>
-      </w:r>
-      <w:r>
-        <w:t xml:space="preserve"> </w:t>
-      </w:r>
-      <w:r>
-        <w:t xml:space="preserve">일레인: 솔직하네요. 당신 슬라이드보다 더 솔직해요.</w:t>
       </w:r>
     </w:p>
     <w:bookmarkEnd w:id="23"/>
@@ -1723,367 +928,175 @@
     </w:p>
     <w:p>
       <w:pPr>
-        <w:numPr>
-          <w:ilvl w:val="0"/>
-          <w:numId w:val="1004"/>
-        </w:numPr>
+        <w:pStyle w:val="FirstParagraph"/>
       </w:pPr>
       <w:r>
         <w:t xml:space="preserve">NOAH: Then maybe I’ve been answering the wrong questions.</w:t>
       </w:r>
-      <w:r>
-        <w:t xml:space="preserve"> </w:t>
-      </w:r>
-      <w:r>
-        <w:t xml:space="preserve">노아: 그럼 제가 엉뚱한 질문에 답하고 있었나 봐요.</w:t>
-      </w:r>
-    </w:p>
-    <w:p>
-      <w:pPr>
-        <w:numPr>
-          <w:ilvl w:val="0"/>
-          <w:numId w:val="1004"/>
-        </w:numPr>
+    </w:p>
+    <w:p>
+      <w:pPr>
+        <w:pStyle w:val="BodyText"/>
       </w:pPr>
       <w:r>
         <w:t xml:space="preserve">ELAINE: Maybe. Let me ask it differently. What’s the one thing?</w:t>
       </w:r>
-      <w:r>
-        <w:t xml:space="preserve"> </w:t>
-      </w:r>
-      <w:r>
-        <w:t xml:space="preserve">일레인: 그럴지도요. 다르게 물어볼게요. 단 하나의 핵심이 뭐죠?</w:t>
-      </w:r>
-    </w:p>
-    <w:p>
-      <w:pPr>
-        <w:numPr>
-          <w:ilvl w:val="0"/>
-          <w:numId w:val="1004"/>
-        </w:numPr>
+    </w:p>
+    <w:p>
+      <w:pPr>
+        <w:pStyle w:val="BodyText"/>
       </w:pPr>
       <w:r>
         <w:t xml:space="preserve">NOAH: The one thing?</w:t>
       </w:r>
-      <w:r>
-        <w:t xml:space="preserve"> </w:t>
-      </w:r>
-      <w:r>
-        <w:t xml:space="preserve">노아: 단 하나의 핵심이요?</w:t>
-      </w:r>
-    </w:p>
-    <w:p>
-      <w:pPr>
-        <w:numPr>
-          <w:ilvl w:val="0"/>
-          <w:numId w:val="1004"/>
-        </w:numPr>
+    </w:p>
+    <w:p>
+      <w:pPr>
+        <w:pStyle w:val="BodyText"/>
       </w:pPr>
       <w:r>
         <w:t xml:space="preserve">ELAINE: One thing that must be true. If it’s true, you win, even if other things go wrong. If it’s false, nothing else matters, not the team, not the slides, not the logo.</w:t>
       </w:r>
-      <w:r>
-        <w:t xml:space="preserve"> </w:t>
-      </w:r>
-      <w:r>
-        <w:t xml:space="preserve">일레인: 반드시 사실이어야 하는 단 하나. 그게 사실이면 다른 게 잘못돼도 이겨요. 거짓이면 나머지는 전부 의미가 없어요. 팀도, 슬라이드도, 로고도.</w:t>
-      </w:r>
-    </w:p>
-    <w:p>
-      <w:pPr>
-        <w:numPr>
-          <w:ilvl w:val="0"/>
-          <w:numId w:val="1004"/>
-        </w:numPr>
+    </w:p>
+    <w:p>
+      <w:pPr>
+        <w:pStyle w:val="BodyText"/>
       </w:pPr>
       <w:r>
         <w:t xml:space="preserve">NOAH: The market is big. Billions of dollars, and growing.</w:t>
       </w:r>
-      <w:r>
-        <w:t xml:space="preserve"> </w:t>
-      </w:r>
-      <w:r>
-        <w:t xml:space="preserve">노아: 시장이 크다는 거요. 수십억 달러고, 성장 중이에요.</w:t>
-      </w:r>
-    </w:p>
-    <w:p>
-      <w:pPr>
-        <w:numPr>
-          <w:ilvl w:val="0"/>
-          <w:numId w:val="1004"/>
-        </w:numPr>
+    </w:p>
+    <w:p>
+      <w:pPr>
+        <w:pStyle w:val="BodyText"/>
       </w:pPr>
       <w:r>
         <w:t xml:space="preserve">ELAINE: Wrong. The market is big for everyone. That’s not your one thing.</w:t>
       </w:r>
-      <w:r>
-        <w:t xml:space="preserve"> </w:t>
-      </w:r>
-      <w:r>
-        <w:t xml:space="preserve">일레인: 틀렸어요. 시장은 모두에게 커요. 그건 당신들만의 핵심이 아니에요.</w:t>
-      </w:r>
-    </w:p>
-    <w:p>
-      <w:pPr>
-        <w:numPr>
-          <w:ilvl w:val="0"/>
-          <w:numId w:val="1004"/>
-        </w:numPr>
+    </w:p>
+    <w:p>
+      <w:pPr>
+        <w:pStyle w:val="BodyText"/>
       </w:pPr>
       <w:r>
         <w:t xml:space="preserve">NOAH: That doctors want it. Nine out of twelve…</w:t>
       </w:r>
-      <w:r>
-        <w:t xml:space="preserve"> </w:t>
-      </w:r>
-      <w:r>
-        <w:t xml:space="preserve">노아: 의사들이 원한다는 거요. 열둘 중 아홉이…</w:t>
-      </w:r>
-    </w:p>
-    <w:p>
-      <w:pPr>
-        <w:numPr>
-          <w:ilvl w:val="0"/>
-          <w:numId w:val="1004"/>
-        </w:numPr>
+    </w:p>
+    <w:p>
+      <w:pPr>
+        <w:pStyle w:val="BodyText"/>
       </w:pPr>
       <w:r>
         <w:t xml:space="preserve">ELAINE: Also not it. They’d want a cure for wrinkles too. Wanting is easy.</w:t>
       </w:r>
-      <w:r>
-        <w:t xml:space="preserve"> </w:t>
-      </w:r>
-      <w:r>
-        <w:t xml:space="preserve">일레인: 그것도 아니에요. 주름 치료제도 원하겠죠. 원하는 건 쉬워요.</w:t>
-      </w:r>
-    </w:p>
-    <w:p>
-      <w:pPr>
-        <w:numPr>
-          <w:ilvl w:val="0"/>
-          <w:numId w:val="1004"/>
-        </w:numPr>
+    </w:p>
+    <w:p>
+      <w:pPr>
+        <w:pStyle w:val="BodyText"/>
       </w:pPr>
       <w:r>
         <w:t xml:space="preserve">NOAH: Then… I don’t know.</w:t>
       </w:r>
-      <w:r>
-        <w:t xml:space="preserve"> </w:t>
-      </w:r>
-      <w:r>
-        <w:t xml:space="preserve">노아: 그럼… 모르겠어요.</w:t>
-      </w:r>
-    </w:p>
-    <w:p>
-      <w:pPr>
-        <w:numPr>
-          <w:ilvl w:val="0"/>
-          <w:numId w:val="1004"/>
-        </w:numPr>
+    </w:p>
+    <w:p>
+      <w:pPr>
+        <w:pStyle w:val="BodyText"/>
       </w:pPr>
       <w:r>
         <w:t xml:space="preserve">PRIYA: Can I answer? In business terms?</w:t>
       </w:r>
-      <w:r>
-        <w:t xml:space="preserve"> </w:t>
-      </w:r>
-      <w:r>
-        <w:t xml:space="preserve">프리야: 제가 답해도 될까요? 사업 용어로요?</w:t>
-      </w:r>
-    </w:p>
-    <w:p>
-      <w:pPr>
-        <w:numPr>
-          <w:ilvl w:val="0"/>
-          <w:numId w:val="1004"/>
-        </w:numPr>
+    </w:p>
+    <w:p>
+      <w:pPr>
+        <w:pStyle w:val="BodyText"/>
       </w:pPr>
       <w:r>
         <w:t xml:space="preserve">ELAINE: Please.</w:t>
       </w:r>
-      <w:r>
-        <w:t xml:space="preserve"> </w:t>
-      </w:r>
-      <w:r>
-        <w:t xml:space="preserve">일레인: 그래요.</w:t>
-      </w:r>
-    </w:p>
-    <w:p>
-      <w:pPr>
-        <w:numPr>
-          <w:ilvl w:val="0"/>
-          <w:numId w:val="1004"/>
-        </w:numPr>
+    </w:p>
+    <w:p>
+      <w:pPr>
+        <w:pStyle w:val="BodyText"/>
       </w:pPr>
       <w:r>
         <w:t xml:space="preserve">PRIYA: The one thing is a trade-off. Today, long-lasting and fast-dissolving are opposites.</w:t>
       </w:r>
-      <w:r>
-        <w:t xml:space="preserve"> </w:t>
-      </w:r>
-      <w:r>
-        <w:t xml:space="preserve">프리야: 핵심은 트레이드오프예요. 지금은 오래가는 것과 빨리 녹는 게 정반대예요.</w:t>
-      </w:r>
-    </w:p>
-    <w:p>
-      <w:pPr>
-        <w:numPr>
-          <w:ilvl w:val="0"/>
-          <w:numId w:val="1004"/>
-        </w:numPr>
+    </w:p>
+    <w:p>
+      <w:pPr>
+        <w:pStyle w:val="BodyText"/>
       </w:pPr>
       <w:r>
         <w:t xml:space="preserve">ELAINE: Go on.</w:t>
       </w:r>
-      <w:r>
-        <w:t xml:space="preserve"> </w:t>
-      </w:r>
-      <w:r>
-        <w:t xml:space="preserve">일레인: 계속해요.</w:t>
-      </w:r>
-    </w:p>
-    <w:p>
-      <w:pPr>
-        <w:numPr>
-          <w:ilvl w:val="0"/>
-          <w:numId w:val="1004"/>
-        </w:numPr>
+    </w:p>
+    <w:p>
+      <w:pPr>
+        <w:pStyle w:val="BodyText"/>
       </w:pPr>
       <w:r>
         <w:t xml:space="preserve">PRIYA: If we break that trade-off, we win. Twelve months in the face, and three times faster when a doctor needs it gone. Nobody else can promise both, so that’s our real edge.</w:t>
       </w:r>
-      <w:r>
-        <w:t xml:space="preserve"> </w:t>
-      </w:r>
-      <w:r>
-        <w:t xml:space="preserve">프리야: 그 트레이드오프를 깨면 우리가 이겨요. 얼굴에서는 12개월 가고, 의사가 없애야 할 때는 세 배 빨리 녹는 거죠. 둘 다 약속할 수 있는 곳은 없으니까, 그게 우리의 진짜 강점이에요.</w:t>
-      </w:r>
-    </w:p>
-    <w:p>
-      <w:pPr>
-        <w:numPr>
-          <w:ilvl w:val="0"/>
-          <w:numId w:val="1004"/>
-        </w:numPr>
+    </w:p>
+    <w:p>
+      <w:pPr>
+        <w:pStyle w:val="BodyText"/>
       </w:pPr>
       <w:r>
         <w:t xml:space="preserve">ELAINE: And if you can’t break it?</w:t>
       </w:r>
-      <w:r>
-        <w:t xml:space="preserve"> </w:t>
-      </w:r>
-      <w:r>
-        <w:t xml:space="preserve">일레인: 그리고 못 깨면요?</w:t>
-      </w:r>
-    </w:p>
-    <w:p>
-      <w:pPr>
-        <w:numPr>
-          <w:ilvl w:val="0"/>
-          <w:numId w:val="1004"/>
-        </w:numPr>
+    </w:p>
+    <w:p>
+      <w:pPr>
+        <w:pStyle w:val="BodyText"/>
       </w:pPr>
       <w:r>
         <w:t xml:space="preserve">PRIYA: Then we’re just another filler. And nothing else on the slides matters.</w:t>
       </w:r>
-      <w:r>
-        <w:t xml:space="preserve"> </w:t>
-      </w:r>
-      <w:r>
-        <w:t xml:space="preserve">프리야: 그럼 그냥 또 하나의 필러죠. 그리고 슬라이드의 나머지는 아무 의미가 없어요.</w:t>
-      </w:r>
-    </w:p>
-    <w:p>
-      <w:pPr>
-        <w:numPr>
-          <w:ilvl w:val="0"/>
-          <w:numId w:val="1004"/>
-        </w:numPr>
+    </w:p>
+    <w:p>
+      <w:pPr>
+        <w:pStyle w:val="BodyText"/>
       </w:pPr>
       <w:r>
         <w:t xml:space="preserve">ELENA: Both numbers, at the same time. That’s the whole company.</w:t>
       </w:r>
-      <w:r>
-        <w:t xml:space="preserve"> </w:t>
-      </w:r>
-      <w:r>
-        <w:t xml:space="preserve">엘레나: 두 숫자를, 동시에. 그게 회사의 전부네요.</w:t>
-      </w:r>
-    </w:p>
-    <w:p>
-      <w:pPr>
-        <w:numPr>
-          <w:ilvl w:val="0"/>
-          <w:numId w:val="1004"/>
-        </w:numPr>
+    </w:p>
+    <w:p>
+      <w:pPr>
+        <w:pStyle w:val="BodyText"/>
       </w:pPr>
       <w:r>
         <w:t xml:space="preserve">ELAINE: Thank you. That’s the one thing. Put it on slide two. Not the market.</w:t>
       </w:r>
-      <w:r>
-        <w:t xml:space="preserve"> </w:t>
-      </w:r>
-      <w:r>
-        <w:t xml:space="preserve">일레인: 고마워요. 그게 단 하나의 핵심이에요. 그걸 2번 슬라이드에 넣어요. 시장 말고.</w:t>
-      </w:r>
-    </w:p>
-    <w:p>
-      <w:pPr>
-        <w:numPr>
-          <w:ilvl w:val="0"/>
-          <w:numId w:val="1004"/>
-        </w:numPr>
+    </w:p>
+    <w:p>
+      <w:pPr>
+        <w:pStyle w:val="BodyText"/>
       </w:pPr>
       <w:r>
         <w:t xml:space="preserve">NOAH: I understand. I’ll rebuild the deck around it.</w:t>
       </w:r>
-      <w:r>
-        <w:t xml:space="preserve"> </w:t>
-      </w:r>
-      <w:r>
-        <w:t xml:space="preserve">노아: 이해했어요. 그걸 중심으로 덱을 다시 만들게요.</w:t>
-      </w:r>
-    </w:p>
-    <w:p>
-      <w:pPr>
-        <w:numPr>
-          <w:ilvl w:val="0"/>
-          <w:numId w:val="1004"/>
-        </w:numPr>
+    </w:p>
+    <w:p>
+      <w:pPr>
+        <w:pStyle w:val="BodyText"/>
       </w:pPr>
       <w:r>
         <w:t xml:space="preserve">ELAINE: Good. And learn your numbers. All of them. By heart.</w:t>
       </w:r>
-      <w:r>
-        <w:t xml:space="preserve"> </w:t>
-      </w:r>
-      <w:r>
-        <w:t xml:space="preserve">일레인: 좋아요. 그리고 숫자를 익혀요. 전부 다. 외울 정도로.</w:t>
-      </w:r>
-    </w:p>
-    <w:p>
-      <w:pPr>
-        <w:numPr>
-          <w:ilvl w:val="0"/>
-          <w:numId w:val="1004"/>
-        </w:numPr>
+    </w:p>
+    <w:p>
+      <w:pPr>
+        <w:pStyle w:val="BodyText"/>
       </w:pPr>
       <w:r>
         <w:t xml:space="preserve">NOAH: I will. Can I ask… is this a no?</w:t>
       </w:r>
-      <w:r>
-        <w:t xml:space="preserve"> </w:t>
-      </w:r>
-      <w:r>
-        <w:t xml:space="preserve">노아: 그럴게요. 여쭤봐도 될까요… 이건 거절인가요?</w:t>
-      </w:r>
-    </w:p>
-    <w:p>
-      <w:pPr>
-        <w:numPr>
-          <w:ilvl w:val="0"/>
-          <w:numId w:val="1004"/>
-        </w:numPr>
+    </w:p>
+    <w:p>
+      <w:pPr>
+        <w:pStyle w:val="BodyText"/>
       </w:pPr>
       <w:r>
         <w:t xml:space="preserve">ELAINE: It’s a</w:t>
@@ -2106,77 +1119,29 @@
       <w:r>
         <w:t xml:space="preserve">Prove the one thing. Then call me.</w:t>
       </w:r>
-      <w:r>
-        <w:t xml:space="preserve"> </w:t>
-      </w:r>
-      <w:r>
-        <w:t xml:space="preserve">일레인:</w:t>
-      </w:r>
-      <w:r>
-        <w:t xml:space="preserve"> </w:t>
-      </w:r>
-      <w:r>
-        <w:t xml:space="preserve">“</w:t>
-      </w:r>
-      <w:r>
-        <w:t xml:space="preserve">오늘은 아니다</w:t>
-      </w:r>
-      <w:r>
-        <w:t xml:space="preserve">”</w:t>
-      </w:r>
-      <w:r>
-        <w:t xml:space="preserve">예요. 그 핵심을 증명해요. 그다음에 전화해요.</w:t>
-      </w:r>
-    </w:p>
-    <w:p>
-      <w:pPr>
-        <w:numPr>
-          <w:ilvl w:val="0"/>
-          <w:numId w:val="1004"/>
-        </w:numPr>
+    </w:p>
+    <w:p>
+      <w:pPr>
+        <w:pStyle w:val="BodyText"/>
       </w:pPr>
       <w:r>
         <w:t xml:space="preserve">NOAH: How much proof?</w:t>
       </w:r>
-      <w:r>
-        <w:t xml:space="preserve"> </w:t>
-      </w:r>
-      <w:r>
-        <w:t xml:space="preserve">노아: 증명은 얼마나요?</w:t>
-      </w:r>
-    </w:p>
-    <w:p>
-      <w:pPr>
-        <w:numPr>
-          <w:ilvl w:val="0"/>
-          <w:numId w:val="1004"/>
-        </w:numPr>
+    </w:p>
+    <w:p>
+      <w:pPr>
+        <w:pStyle w:val="BodyText"/>
       </w:pPr>
       <w:r>
         <w:t xml:space="preserve">ELAINE: Start with the sterilization test. Next week, you said.</w:t>
       </w:r>
-      <w:r>
-        <w:t xml:space="preserve"> </w:t>
-      </w:r>
-      <w:r>
-        <w:t xml:space="preserve">일레인: 멸균 시험부터 시작해요. 다음 주라고 했죠.</w:t>
-      </w:r>
-    </w:p>
-    <w:p>
-      <w:pPr>
-        <w:numPr>
-          <w:ilvl w:val="0"/>
-          <w:numId w:val="1004"/>
-        </w:numPr>
+    </w:p>
+    <w:p>
+      <w:pPr>
+        <w:pStyle w:val="BodyText"/>
       </w:pPr>
       <w:r>
         <w:t xml:space="preserve">NOAH: Let me get back to you on that. Next week.</w:t>
-      </w:r>
-      <w:r>
-        <w:t xml:space="preserve"> </w:t>
-      </w:r>
-      <w:r>
-        <w:t xml:space="preserve">노아: 그 건은 다시 연락드릴게요. 다음 주에.</w:t>
       </w:r>
     </w:p>
     <w:bookmarkEnd w:id="24"/>
@@ -2191,44 +1156,23 @@
     </w:p>
     <w:p>
       <w:pPr>
-        <w:numPr>
-          <w:ilvl w:val="0"/>
-          <w:numId w:val="1005"/>
-        </w:numPr>
+        <w:pStyle w:val="FirstParagraph"/>
       </w:pPr>
       <w:r>
         <w:t xml:space="preserve">NOAH: That was a disaster. I couldn’t answer anything. She asked about money, time, the FDA, and Halvern, and every time I either guessed or said we’d know next week.</w:t>
       </w:r>
-      <w:r>
-        <w:t xml:space="preserve"> </w:t>
-      </w:r>
-      <w:r>
-        <w:t xml:space="preserve">노아: 완전 망했어요. 아무것도 대답을 못 했어요. 돈, 시간, FDA, 할번에 대해 물었는데, 매번 추측하거나 다음 주면 알 거라고만 했어요.</w:t>
-      </w:r>
-    </w:p>
-    <w:p>
-      <w:pPr>
-        <w:numPr>
-          <w:ilvl w:val="0"/>
-          <w:numId w:val="1005"/>
-        </w:numPr>
+    </w:p>
+    <w:p>
+      <w:pPr>
+        <w:pStyle w:val="BodyText"/>
       </w:pPr>
       <w:r>
         <w:t xml:space="preserve">ELENA: You didn’t cry. Most CEOs cry.</w:t>
       </w:r>
-      <w:r>
-        <w:t xml:space="preserve"> </w:t>
-      </w:r>
-      <w:r>
-        <w:t xml:space="preserve">엘레나: 울지는 않았잖아요. 대부분의 CEO는 울어요.</w:t>
-      </w:r>
-    </w:p>
-    <w:p>
-      <w:pPr>
-        <w:numPr>
-          <w:ilvl w:val="0"/>
-          <w:numId w:val="1005"/>
-        </w:numPr>
+    </w:p>
+    <w:p>
+      <w:pPr>
+        <w:pStyle w:val="BodyText"/>
       </w:pPr>
       <w:r>
         <w:t xml:space="preserve">PRIYA: And she said,</w:t>
@@ -2263,245 +1207,101 @@
       <w:r>
         <w:t xml:space="preserve">”</w:t>
       </w:r>
-      <w:r>
-        <w:t xml:space="preserve"> </w:t>
-      </w:r>
-      <w:r>
-        <w:t xml:space="preserve">프리야: 그리고</w:t>
-      </w:r>
-      <w:r>
-        <w:t xml:space="preserve"> </w:t>
-      </w:r>
-      <w:r>
-        <w:t xml:space="preserve">“</w:t>
-      </w:r>
-      <w:r>
-        <w:t xml:space="preserve">오늘은 아니다</w:t>
-      </w:r>
-      <w:r>
-        <w:t xml:space="preserve">”</w:t>
-      </w:r>
-      <w:r>
-        <w:t xml:space="preserve">라고 했어.</w:t>
-      </w:r>
-      <w:r>
-        <w:t xml:space="preserve"> </w:t>
-      </w:r>
-      <w:r>
-        <w:t xml:space="preserve">“</w:t>
-      </w:r>
-      <w:r>
-        <w:t xml:space="preserve">안 된다</w:t>
-      </w:r>
-      <w:r>
-        <w:t xml:space="preserve">”</w:t>
-      </w:r>
-      <w:r>
-        <w:t xml:space="preserve">가 아니라.</w:t>
-      </w:r>
-    </w:p>
-    <w:p>
-      <w:pPr>
-        <w:numPr>
-          <w:ilvl w:val="0"/>
-          <w:numId w:val="1005"/>
-        </w:numPr>
+    </w:p>
+    <w:p>
+      <w:pPr>
+        <w:pStyle w:val="BodyText"/>
       </w:pPr>
       <w:r>
         <w:t xml:space="preserve">NOAH: She called us a waiting room.</w:t>
       </w:r>
-      <w:r>
-        <w:t xml:space="preserve"> </w:t>
-      </w:r>
-      <w:r>
-        <w:t xml:space="preserve">노아: 우리를 대기실이라고 했잖아.</w:t>
-      </w:r>
-    </w:p>
-    <w:p>
-      <w:pPr>
-        <w:numPr>
-          <w:ilvl w:val="0"/>
-          <w:numId w:val="1005"/>
-        </w:numPr>
+    </w:p>
+    <w:p>
+      <w:pPr>
+        <w:pStyle w:val="BodyText"/>
       </w:pPr>
       <w:r>
         <w:t xml:space="preserve">ELENA: Because we are, right now. She’s just honest. And honestly, that’s a gift. Most investors smile, say it’s interesting, and never call back. Elaine told us exactly what to fix.</w:t>
       </w:r>
-      <w:r>
-        <w:t xml:space="preserve"> </w:t>
-      </w:r>
-      <w:r>
-        <w:t xml:space="preserve">엘레나: 지금은 그러니까요. 그냥 솔직한 거예요. 그리고 솔직히 그건 선물이에요. 대부분의 투자자는 웃으면서 흥미롭다고 하고 다시는 연락을 안 해요. 일레인은 뭘 고쳐야 할지 정확히 알려 줬잖아요.</w:t>
-      </w:r>
-    </w:p>
-    <w:p>
-      <w:pPr>
-        <w:numPr>
-          <w:ilvl w:val="0"/>
-          <w:numId w:val="1005"/>
-        </w:numPr>
+    </w:p>
+    <w:p>
+      <w:pPr>
+        <w:pStyle w:val="BodyText"/>
       </w:pPr>
       <w:r>
         <w:t xml:space="preserve">PRIYA: Noah, you didn’t know your numbers. That’s fixable.</w:t>
       </w:r>
-      <w:r>
-        <w:t xml:space="preserve"> </w:t>
-      </w:r>
-      <w:r>
-        <w:t xml:space="preserve">프리야: 노아, 넌 숫자를 몰랐어. 그건 고칠 수 있어.</w:t>
-      </w:r>
-    </w:p>
-    <w:p>
-      <w:pPr>
-        <w:numPr>
-          <w:ilvl w:val="0"/>
-          <w:numId w:val="1005"/>
-        </w:numPr>
+    </w:p>
+    <w:p>
+      <w:pPr>
+        <w:pStyle w:val="BodyText"/>
       </w:pPr>
       <w:r>
         <w:t xml:space="preserve">NOAH: And you saved the meeting. In business terms.</w:t>
       </w:r>
-      <w:r>
-        <w:t xml:space="preserve"> </w:t>
-      </w:r>
-      <w:r>
-        <w:t xml:space="preserve">노아: 그리고 네가 미팅을 살렸어. 사업 용어로.</w:t>
-      </w:r>
-    </w:p>
-    <w:p>
-      <w:pPr>
-        <w:numPr>
-          <w:ilvl w:val="0"/>
-          <w:numId w:val="1005"/>
-        </w:numPr>
+    </w:p>
+    <w:p>
+      <w:pPr>
+        <w:pStyle w:val="BodyText"/>
       </w:pPr>
       <w:r>
         <w:t xml:space="preserve">PRIYA: Diane would approve. Not one word of chemistry.</w:t>
       </w:r>
-      <w:r>
-        <w:t xml:space="preserve"> </w:t>
-      </w:r>
-      <w:r>
-        <w:t xml:space="preserve">프리야: 다이앤도 인정할 거야. 화학 얘기는 한 마디도 안 했어.</w:t>
-      </w:r>
-    </w:p>
-    <w:p>
-      <w:pPr>
-        <w:numPr>
-          <w:ilvl w:val="0"/>
-          <w:numId w:val="1005"/>
-        </w:numPr>
+    </w:p>
+    <w:p>
+      <w:pPr>
+        <w:pStyle w:val="BodyText"/>
       </w:pPr>
       <w:r>
         <w:t xml:space="preserve">ELENA: She didn’t say no. Remember? That’s how this started.</w:t>
       </w:r>
-      <w:r>
-        <w:t xml:space="preserve"> </w:t>
-      </w:r>
-      <w:r>
-        <w:t xml:space="preserve">엘레나: 안 된다고는 안 했어요. 기억나요? 이 모든 게 그렇게 시작됐잖아요.</w:t>
-      </w:r>
-    </w:p>
-    <w:p>
-      <w:pPr>
-        <w:numPr>
-          <w:ilvl w:val="0"/>
-          <w:numId w:val="1005"/>
-        </w:numPr>
+    </w:p>
+    <w:p>
+      <w:pPr>
+        <w:pStyle w:val="BodyText"/>
       </w:pPr>
       <w:r>
         <w:t xml:space="preserve">NOAH: Wait. Phone. It’s Marcus.</w:t>
       </w:r>
-      <w:r>
-        <w:t xml:space="preserve"> </w:t>
-      </w:r>
-      <w:r>
-        <w:t xml:space="preserve">노아: 잠깐만요. 전화예요. 마커스.</w:t>
-      </w:r>
-    </w:p>
-    <w:p>
-      <w:pPr>
-        <w:numPr>
-          <w:ilvl w:val="0"/>
-          <w:numId w:val="1005"/>
-        </w:numPr>
+    </w:p>
+    <w:p>
+      <w:pPr>
+        <w:pStyle w:val="BodyText"/>
       </w:pPr>
       <w:r>
         <w:t xml:space="preserve">MARCUS: Noah. The lab sent the autoclave results. Early.</w:t>
       </w:r>
-      <w:r>
-        <w:t xml:space="preserve"> </w:t>
-      </w:r>
-      <w:r>
-        <w:t xml:space="preserve">마커스: 노아. 연구소에서 고압 멸균 결과를 보냈어. 일찍.</w:t>
-      </w:r>
-    </w:p>
-    <w:p>
-      <w:pPr>
-        <w:numPr>
-          <w:ilvl w:val="0"/>
-          <w:numId w:val="1005"/>
-        </w:numPr>
+    </w:p>
+    <w:p>
+      <w:pPr>
+        <w:pStyle w:val="BodyText"/>
       </w:pPr>
       <w:r>
         <w:t xml:space="preserve">NOAH: And? Tell me straight.</w:t>
       </w:r>
-      <w:r>
-        <w:t xml:space="preserve"> </w:t>
-      </w:r>
-      <w:r>
-        <w:t xml:space="preserve">노아: 그래서요? 솔직하게 말해 주세요.</w:t>
-      </w:r>
-    </w:p>
-    <w:p>
-      <w:pPr>
-        <w:numPr>
-          <w:ilvl w:val="0"/>
-          <w:numId w:val="1005"/>
-        </w:numPr>
+    </w:p>
+    <w:p>
+      <w:pPr>
+        <w:pStyle w:val="BodyText"/>
       </w:pPr>
       <w:r>
         <w:t xml:space="preserve">MARCUS: The gel survived sterilization. It didn’t turn into water.</w:t>
       </w:r>
-      <w:r>
-        <w:t xml:space="preserve"> </w:t>
-      </w:r>
-      <w:r>
-        <w:t xml:space="preserve">마커스: 젤이 멸균을 견뎌 냈어. 물이 되진 않았어.</w:t>
-      </w:r>
-    </w:p>
-    <w:p>
-      <w:pPr>
-        <w:numPr>
-          <w:ilvl w:val="0"/>
-          <w:numId w:val="1005"/>
-        </w:numPr>
+    </w:p>
+    <w:p>
+      <w:pPr>
+        <w:pStyle w:val="BodyText"/>
       </w:pPr>
       <w:r>
         <w:t xml:space="preserve">NOAH: It survived! Elena, Priya, it survived!</w:t>
       </w:r>
-      <w:r>
-        <w:t xml:space="preserve"> </w:t>
-      </w:r>
-      <w:r>
-        <w:t xml:space="preserve">노아: 살아남았대! 엘레나, 프리야, 살아남았대!</w:t>
-      </w:r>
-    </w:p>
-    <w:p>
-      <w:pPr>
-        <w:numPr>
-          <w:ilvl w:val="0"/>
-          <w:numId w:val="1005"/>
-        </w:numPr>
+    </w:p>
+    <w:p>
+      <w:pPr>
+        <w:pStyle w:val="BodyText"/>
       </w:pPr>
       <w:r>
         <w:t xml:space="preserve">MARCUS: Hold on. It survived. But it lost twenty-eight percent of its strength.</w:t>
-      </w:r>
-      <w:r>
-        <w:t xml:space="preserve"> </w:t>
-      </w:r>
-      <w:r>
-        <w:t xml:space="preserve">마커스: 잠깐. 살아남긴 했어. 근데 강도가 28퍼센트 떨어졌어.</w:t>
       </w:r>
     </w:p>
     <w:p>
@@ -2642,7 +1442,7 @@
               <w:jc w:val="left"/>
             </w:pPr>
             <w:r>
-              <w:t xml:space="preserve">08턴. 제한된 시간을 주며 하는 말.</w:t>
+              <w:t xml:space="preserve">도입. 제한된 시간을 주며 하는 말.</w:t>
             </w:r>
           </w:p>
         </w:tc>
@@ -2692,7 +1492,7 @@
               <w:jc w:val="left"/>
             </w:pPr>
             <w:r>
-              <w:t xml:space="preserve">14턴. 피칭에서 스토리와 데이터의 역할.</w:t>
+              <w:t xml:space="preserve">도입. 피칭에서 스토리와 데이터의 역할.</w:t>
             </w:r>
           </w:p>
         </w:tc>
@@ -2742,7 +1542,7 @@
               <w:jc w:val="left"/>
             </w:pPr>
             <w:r>
-              <w:t xml:space="preserve">27턴. 투자자가 핵심(요청 금액)부터 보려 할 때.</w:t>
+              <w:t xml:space="preserve">장면1. 투자자가 핵심(요청 금액)부터 보려 할 때.</w:t>
             </w:r>
           </w:p>
         </w:tc>
@@ -2813,7 +1613,7 @@
               <w:jc w:val="left"/>
             </w:pPr>
             <w:r>
-              <w:t xml:space="preserve">33턴. 모호한 단어를 측정 가능한 기준으로 바꾸라는 요구.</w:t>
+              <w:t xml:space="preserve">장면1. 모호한 단어를 측정 가능한 기준으로 바꾸라는 요구.</w:t>
             </w:r>
           </w:p>
         </w:tc>
@@ -2863,7 +1663,7 @@
               <w:jc w:val="left"/>
             </w:pPr>
             <w:r>
-              <w:t xml:space="preserve">62턴. by heart = 외워서. 피칭에서 숫자를 못 대면 신뢰를 잃는다.</w:t>
+              <w:t xml:space="preserve">장면2. by heart = 외워서. 피칭에서 숫자를 못 대면 신뢰를 잃는다.</w:t>
             </w:r>
           </w:p>
         </w:tc>
@@ -2913,7 +1713,7 @@
               <w:jc w:val="left"/>
             </w:pPr>
             <w:r>
-              <w:t xml:space="preserve">78턴.</w:t>
+              <w:t xml:space="preserve">장면2.</w:t>
             </w:r>
             <w:r>
               <w:t xml:space="preserve"> </w:t>
@@ -2981,7 +1781,7 @@
               <w:jc w:val="left"/>
             </w:pPr>
             <w:r>
-              <w:t xml:space="preserve">82턴. Elaine의 습관어. 반드시 참이어야 하는 핵심 가설을 묻는 질문.</w:t>
+              <w:t xml:space="preserve">절정·전환. Elaine의 습관어. 반드시 참이어야 하는 핵심 가설을 묻는 질문.</w:t>
             </w:r>
           </w:p>
         </w:tc>
@@ -3031,7 +1831,7 @@
               <w:jc w:val="left"/>
             </w:pPr>
             <w:r>
-              <w:t xml:space="preserve">94턴. 두 가지를 동시에 달성하는 혁신을 말할 때.</w:t>
+              <w:t xml:space="preserve">절정·전환. 두 가지를 동시에 달성하는 혁신을 말할 때.</w:t>
             </w:r>
           </w:p>
         </w:tc>
@@ -3102,7 +1902,7 @@
               <w:jc w:val="left"/>
             </w:pPr>
             <w:r>
-              <w:t xml:space="preserve">102턴. 거절이 아닌 보류. 투자자가 자주 쓰는 완곡한 답.</w:t>
+              <w:t xml:space="preserve">절정·전환. 거절이 아닌 보류. 투자자가 자주 쓰는 완곡한 답.</w:t>
             </w:r>
           </w:p>
         </w:tc>
@@ -3152,7 +1952,7 @@
               <w:jc w:val="left"/>
             </w:pPr>
             <w:r>
-              <w:t xml:space="preserve">105턴. 즉답할 수 없을 때 신뢰를 지키는 표현. 단, 반드시 약속한 시점에 연락해야 한다.</w:t>
+              <w:t xml:space="preserve">절정·전환. 즉답할 수 없을 때 신뢰를 지키는 표현. 단, 반드시 약속한 시점에 연락해야 한다.</w:t>
             </w:r>
           </w:p>
         </w:tc>
@@ -3387,7 +2187,7 @@
           <w:bCs/>
           <w:b/>
         </w:rPr>
-        <w:t xml:space="preserve">94턴 PRIYA:</w:t>
+        <w:t xml:space="preserve">PRIYA (절정·전환):</w:t>
       </w:r>
       <w:r>
         <w:t xml:space="preserve"> </w:t>
@@ -3721,9 +2521,1168 @@
         <w:t xml:space="preserve">을 투자자에게 30단어 안팎으로 설명해 보기.</w:t>
       </w:r>
     </w:p>
+    <w:p>
+      <w:r>
+        <w:pict>
+          <v:rect style="width:0;height:1.5pt" o:hralign="center" o:hrstd="t" o:hr="t"/>
+        </w:pict>
+      </w:r>
+    </w:p>
     <w:bookmarkEnd w:id="30"/>
     <w:bookmarkEnd w:id="31"/>
+    <w:bookmarkStart w:id="37" w:name="한국어-번역"/>
+    <w:p>
+      <w:pPr>
+        <w:pStyle w:val="Heading2"/>
+      </w:pPr>
+      <w:r>
+        <w:t xml:space="preserve">한국어 번역</w:t>
+      </w:r>
+    </w:p>
+    <w:bookmarkStart w:id="32" w:name="도입-elaine의-집-오후-4시-1"/>
+    <w:p>
+      <w:pPr>
+        <w:pStyle w:val="Heading3"/>
+      </w:pPr>
+      <w:r>
+        <w:t xml:space="preserve">도입 — Elaine의 집, 오후 4시</w:t>
+      </w:r>
+    </w:p>
+    <w:p>
+      <w:pPr>
+        <w:pStyle w:val="FirstParagraph"/>
+      </w:pPr>
+      <w:r>
+        <w:t xml:space="preserve">일레인: 엘레나. 들어와. 팀 전체를 데려왔어?</w:t>
+      </w:r>
+    </w:p>
+    <w:p>
+      <w:pPr>
+        <w:pStyle w:val="BodyText"/>
+      </w:pPr>
+      <w:r>
+        <w:t xml:space="preserve">엘레나: 넷 중 셋이요. 마커스는 본업 중이에요. 일레인, 이쪽은 노아와 프리야예요.</w:t>
+      </w:r>
+    </w:p>
+    <w:p>
+      <w:pPr>
+        <w:pStyle w:val="BodyText"/>
+      </w:pPr>
+      <w:r>
+        <w:t xml:space="preserve">노아: 만나 주셔서 감사합니다, 최 선생님.</w:t>
+      </w:r>
+    </w:p>
+    <w:p>
+      <w:pPr>
+        <w:pStyle w:val="BodyText"/>
+      </w:pPr>
+      <w:r>
+        <w:t xml:space="preserve">일레인: 일레인이라고 해요.</w:t>
+      </w:r>
+      <w:r>
+        <w:t xml:space="preserve"> </w:t>
+      </w:r>
+      <w:r>
+        <w:t xml:space="preserve">“</w:t>
+      </w:r>
+      <w:r>
+        <w:t xml:space="preserve">최 선생님</w:t>
+      </w:r>
+      <w:r>
+        <w:t xml:space="preserve">”</w:t>
+      </w:r>
+      <w:r>
+        <w:t xml:space="preserve">이라고 하면 우리 엄마가 된 기분이에요.</w:t>
+      </w:r>
+    </w:p>
+    <w:p>
+      <w:pPr>
+        <w:pStyle w:val="BodyText"/>
+      </w:pPr>
+      <w:r>
+        <w:t xml:space="preserve">프리야: 정원이 정말 아름다워요. 저거 난초예요?</w:t>
+      </w:r>
+    </w:p>
+    <w:p>
+      <w:pPr>
+        <w:pStyle w:val="BodyText"/>
+      </w:pPr>
+      <w:r>
+        <w:t xml:space="preserve">일레인: 마흔두 개요. 스타트업 같죠. 대부분 죽고, 몇 개는 굉장해요.</w:t>
+      </w:r>
+    </w:p>
+    <w:p>
+      <w:pPr>
+        <w:pStyle w:val="BodyText"/>
+      </w:pPr>
+      <w:r>
+        <w:t xml:space="preserve">노아: 그거 좀 무섭네요.</w:t>
+      </w:r>
+    </w:p>
+    <w:p>
+      <w:pPr>
+        <w:pStyle w:val="BodyText"/>
+      </w:pPr>
+      <w:r>
+        <w:t xml:space="preserve">일레인: 무서워야죠. 앉아요. 한 시간 있어요. 잘 써요.</w:t>
+      </w:r>
+    </w:p>
+    <w:p>
+      <w:pPr>
+        <w:pStyle w:val="BodyText"/>
+      </w:pPr>
+      <w:r>
+        <w:t xml:space="preserve">노아: 덱부터 시작할까요?</w:t>
+      </w:r>
+    </w:p>
+    <w:p>
+      <w:pPr>
+        <w:pStyle w:val="BodyText"/>
+      </w:pPr>
+      <w:r>
+        <w:t xml:space="preserve">일레인: 덱 전에 질문 하나. 왜 이 일을 하죠?</w:t>
+      </w:r>
+    </w:p>
+    <w:p>
+      <w:pPr>
+        <w:pStyle w:val="BodyText"/>
+      </w:pPr>
+      <w:r>
+        <w:t xml:space="preserve">노아: 제 동생이 혈관 폐색을 겪었고, 해결하는 데 몇 시간이 걸렸어요. 응급실에서 그걸 지켜보면서, 더 빨리 빠져나올 방법이 분명히 있어야 한다는 생각만 계속 들었어요.</w:t>
+      </w:r>
+    </w:p>
+    <w:p>
+      <w:pPr>
+        <w:pStyle w:val="BodyText"/>
+      </w:pPr>
+      <w:r>
+        <w:t xml:space="preserve">일레인: 동생분은 괜찮아요?</w:t>
+      </w:r>
+    </w:p>
+    <w:p>
+      <w:pPr>
+        <w:pStyle w:val="BodyText"/>
+      </w:pPr>
+      <w:r>
+        <w:t xml:space="preserve">노아: 대체로요. 작은 흉터가 있어요. 덱에 나오고 싶어 하지 않아요.</w:t>
+      </w:r>
+    </w:p>
+    <w:p>
+      <w:pPr>
+        <w:pStyle w:val="BodyText"/>
+      </w:pPr>
+      <w:r>
+        <w:t xml:space="preserve">일레인: 현명한 동생이네요. 개인적인 이야기는 문을 열어 줘요. 그건 유용하죠. 하지만 문을 열어 두는 건 데이터예요. 처음 5분이 지나면 투자자들은 이야기를 그만 듣고 숫자를 확인하기 시작해요.</w:t>
+      </w:r>
+    </w:p>
+    <w:p>
+      <w:pPr>
+        <w:pStyle w:val="BodyText"/>
+      </w:pPr>
+      <w:r>
+        <w:t xml:space="preserve">노아: 그럼 데이터를 보여 드릴게요.</w:t>
+      </w:r>
+    </w:p>
     <w:bookmarkEnd w:id="32"/>
+    <w:bookmarkStart w:id="33" w:name="장면1-피칭과-끼어들기-1"/>
+    <w:p>
+      <w:pPr>
+        <w:pStyle w:val="Heading3"/>
+      </w:pPr>
+      <w:r>
+        <w:t xml:space="preserve">장면1 — 피칭과 끼어들기</w:t>
+      </w:r>
+    </w:p>
+    <w:p>
+      <w:pPr>
+        <w:pStyle w:val="FirstParagraph"/>
+      </w:pPr>
+      <w:r>
+        <w:t xml:space="preserve">노아: 1번 슬라이드. Veyra. 되돌릴 수 있는 필러.</w:t>
+      </w:r>
+    </w:p>
+    <w:p>
+      <w:pPr>
+        <w:pStyle w:val="BodyText"/>
+      </w:pPr>
+      <w:r>
+        <w:t xml:space="preserve">일레인: 좋은 문장이네요. 누가 썼어요?</w:t>
+      </w:r>
+    </w:p>
+    <w:p>
+      <w:pPr>
+        <w:pStyle w:val="BodyText"/>
+      </w:pPr>
+      <w:r>
+        <w:t xml:space="preserve">노아: 제 동생이요. 디자이너예요.</w:t>
+      </w:r>
+    </w:p>
+    <w:p>
+      <w:pPr>
+        <w:pStyle w:val="BodyText"/>
+      </w:pPr>
+      <w:r>
+        <w:t xml:space="preserve">일레인: 덱에 없는 사람치고 동생분이 일을 많이 하네요.</w:t>
+      </w:r>
+    </w:p>
+    <w:p>
+      <w:pPr>
+        <w:pStyle w:val="BodyText"/>
+      </w:pPr>
+      <w:r>
+        <w:t xml:space="preserve">노아: 타코로 보수를 받아요. 2번 슬라이드, 문제.</w:t>
+      </w:r>
+    </w:p>
+    <w:p>
+      <w:pPr>
+        <w:pStyle w:val="BodyText"/>
+      </w:pPr>
+      <w:r>
+        <w:t xml:space="preserve">일레인: 열둘 중 아홉. 열둘은 어떻게 골랐어요?</w:t>
+      </w:r>
+    </w:p>
+    <w:p>
+      <w:pPr>
+        <w:pStyle w:val="BodyText"/>
+      </w:pPr>
+      <w:r>
+        <w:t xml:space="preserve">엘레나: 제 인맥이요. 간호사, 의사, 스파 원장. 무작위는 아니에요.</w:t>
+      </w:r>
+    </w:p>
+    <w:p>
+      <w:pPr>
+        <w:pStyle w:val="BodyText"/>
+      </w:pPr>
+      <w:r>
+        <w:t xml:space="preserve">일레인: 그러니까 편향돼 있네요. 괜찮아요. 초기 숫자는 다 편향돼 있고, 난 그건 신경 안 써요. 신경 쓰이는 건 안 그런 척하는 창업자들이죠. 어디서 나온 숫자인지만 솔직하게 말해요. 계속해요.</w:t>
+      </w:r>
+    </w:p>
+    <w:p>
+      <w:pPr>
+        <w:pStyle w:val="BodyText"/>
+      </w:pPr>
+      <w:r>
+        <w:t xml:space="preserve">노아: 3번 슬라이드, 해결책. 응급 시 빨리 녹는 오래가는 필러.</w:t>
+      </w:r>
+    </w:p>
+    <w:p>
+      <w:pPr>
+        <w:pStyle w:val="BodyText"/>
+      </w:pPr>
+      <w:r>
+        <w:t xml:space="preserve">일레인: 4번은요?</w:t>
+      </w:r>
+    </w:p>
+    <w:p>
+      <w:pPr>
+        <w:pStyle w:val="BodyText"/>
+      </w:pPr>
+      <w:r>
+        <w:t xml:space="preserve">노아: 작동 원리요. 릴리가 애니메이션을 만들었어요. 그물, 그다음 효소…</w:t>
+      </w:r>
+    </w:p>
+    <w:p>
+      <w:pPr>
+        <w:pStyle w:val="BodyText"/>
+      </w:pPr>
+      <w:r>
+        <w:t xml:space="preserve">일레인: 예쁘네요. 넘겨요. 그물은 이해해요. 10번으로 넘겨요.</w:t>
+      </w:r>
+    </w:p>
+    <w:p>
+      <w:pPr>
+        <w:pStyle w:val="BodyText"/>
+      </w:pPr>
+      <w:r>
+        <w:t xml:space="preserve">노아: 10번이요? 요청 금액이요?</w:t>
+      </w:r>
+    </w:p>
+    <w:p>
+      <w:pPr>
+        <w:pStyle w:val="BodyText"/>
+      </w:pPr>
+      <w:r>
+        <w:t xml:space="preserve">일레인: 난 항상 결말부터 읽어요. 추리 소설처럼.</w:t>
+      </w:r>
+    </w:p>
+    <w:p>
+      <w:pPr>
+        <w:pStyle w:val="BodyText"/>
+      </w:pPr>
+      <w:r>
+        <w:t xml:space="preserve">노아: 알겠습니다. 150만 달러를 모으고 있어요. 18개월 치예요.</w:t>
+      </w:r>
+    </w:p>
+    <w:p>
+      <w:pPr>
+        <w:pStyle w:val="BodyText"/>
+      </w:pPr>
+      <w:r>
+        <w:t xml:space="preserve">일레인: 정확히 뭘 증명하려고요?</w:t>
+      </w:r>
+    </w:p>
+    <w:p>
+      <w:pPr>
+        <w:pStyle w:val="BodyText"/>
+      </w:pPr>
+      <w:r>
+        <w:t xml:space="preserve">노아: 기술이 작동한다는 걸요. 실험실에서, 그리고 동물에서.</w:t>
+      </w:r>
+    </w:p>
+    <w:p>
+      <w:pPr>
+        <w:pStyle w:val="BodyText"/>
+      </w:pPr>
+      <w:r>
+        <w:t xml:space="preserve">일레인:</w:t>
+      </w:r>
+      <w:r>
+        <w:t xml:space="preserve"> </w:t>
+      </w:r>
+      <w:r>
+        <w:t xml:space="preserve">“</w:t>
+      </w:r>
+      <w:r>
+        <w:t xml:space="preserve">작동한다</w:t>
+      </w:r>
+      <w:r>
+        <w:t xml:space="preserve">”</w:t>
+      </w:r>
+      <w:r>
+        <w:t xml:space="preserve">는 모호해요.</w:t>
+      </w:r>
+      <w:r>
+        <w:t xml:space="preserve"> </w:t>
+      </w:r>
+      <w:r>
+        <w:t xml:space="preserve">“</w:t>
+      </w:r>
+      <w:r>
+        <w:t xml:space="preserve">작동</w:t>
+      </w:r>
+      <w:r>
+        <w:t xml:space="preserve">”</w:t>
+      </w:r>
+      <w:r>
+        <w:t xml:space="preserve">을 정의해 봐요.</w:t>
+      </w:r>
+    </w:p>
+    <w:p>
+      <w:pPr>
+        <w:pStyle w:val="BodyText"/>
+      </w:pPr>
+      <w:r>
+        <w:t xml:space="preserve">프리야: 꼭 저 같은 말씀을 하시네요.</w:t>
+      </w:r>
+    </w:p>
+    <w:p>
+      <w:pPr>
+        <w:pStyle w:val="BodyText"/>
+      </w:pPr>
+      <w:r>
+        <w:t xml:space="preserve">일레인: 그럼 박사님이 답해야겠네요.</w:t>
+      </w:r>
+      <w:r>
+        <w:t xml:space="preserve"> </w:t>
+      </w:r>
+      <w:r>
+        <w:t xml:space="preserve">“</w:t>
+      </w:r>
+      <w:r>
+        <w:t xml:space="preserve">작동한다</w:t>
+      </w:r>
+      <w:r>
+        <w:t xml:space="preserve">”</w:t>
+      </w:r>
+      <w:r>
+        <w:t xml:space="preserve">는 게 뭐예요?</w:t>
+      </w:r>
+    </w:p>
+    <w:p>
+      <w:pPr>
+        <w:pStyle w:val="BodyText"/>
+      </w:pPr>
+      <w:r>
+        <w:t xml:space="preserve">프리야: 저는… 화학 얘기를 할 수 없어요. 아직은요.</w:t>
+      </w:r>
+    </w:p>
+    <w:p>
+      <w:pPr>
+        <w:pStyle w:val="BodyText"/>
+      </w:pPr>
+      <w:r>
+        <w:t xml:space="preserve">일레인: 할 수 없다고요? CTO잖아요.</w:t>
+      </w:r>
+    </w:p>
+    <w:p>
+      <w:pPr>
+        <w:pStyle w:val="BodyText"/>
+      </w:pPr>
+      <w:r>
+        <w:t xml:space="preserve">프리야: 아직 할번에 다니고 있어서 조심해야 해요. 변호사가</w:t>
+      </w:r>
+      <w:r>
+        <w:t xml:space="preserve"> </w:t>
+      </w:r>
+      <w:r>
+        <w:t xml:space="preserve">“</w:t>
+      </w:r>
+      <w:r>
+        <w:t xml:space="preserve">사업 얘기만, 화학은 안 된다</w:t>
+      </w:r>
+      <w:r>
+        <w:t xml:space="preserve">”</w:t>
+      </w:r>
+      <w:r>
+        <w:t xml:space="preserve">고 했어요. 제가 이 자리에서 배합을 설명하면, 할번이 그게 자기네 거라고 주장할 수 있어요.</w:t>
+      </w:r>
+    </w:p>
+    <w:p>
+      <w:pPr>
+        <w:pStyle w:val="BodyText"/>
+      </w:pPr>
+      <w:r>
+        <w:t xml:space="preserve">일레인: 흥미롭네요. 그러니까 CTO가 기술 얘기를 못 하는군요.</w:t>
+      </w:r>
+    </w:p>
+    <w:p>
+      <w:pPr>
+        <w:pStyle w:val="BodyText"/>
+      </w:pPr>
+      <w:r>
+        <w:t xml:space="preserve">노아: 일시적이에요. 투자를 받으면 풀타임으로 합류해요.</w:t>
+      </w:r>
+    </w:p>
+    <w:p>
+      <w:pPr>
+        <w:pStyle w:val="BodyText"/>
+      </w:pPr>
+      <w:r>
+        <w:t xml:space="preserve">일레인: 그리고 노아, 당신은요? 엘레나 말로는 당신도 할번을 나왔다던데.</w:t>
+      </w:r>
+    </w:p>
+    <w:p>
+      <w:pPr>
+        <w:pStyle w:val="BodyText"/>
+      </w:pPr>
+      <w:r>
+        <w:t xml:space="preserve">노아: 네. 5주 전에요.</w:t>
+      </w:r>
+    </w:p>
+    <w:p>
+      <w:pPr>
+        <w:pStyle w:val="BodyText"/>
+      </w:pPr>
+      <w:r>
+        <w:t xml:space="preserve">일레인: 경업금지 조항은?</w:t>
+      </w:r>
+    </w:p>
+    <w:p>
+      <w:pPr>
+        <w:pStyle w:val="BodyText"/>
+      </w:pPr>
+      <w:r>
+        <w:t xml:space="preserve">노아: 12개월이요. 변호사 말로는 우린 아직 아무것도 팔지 않으니까 연구 중이지 경쟁 중이 아니래요. 실험실에만 머물고 판매만 안 하면 괜찮을 거래요.</w:t>
+      </w:r>
+    </w:p>
+    <w:p>
+      <w:pPr>
+        <w:pStyle w:val="BodyText"/>
+      </w:pPr>
+      <w:r>
+        <w:t xml:space="preserve">일레인: 당신 변호사는 그렇게 말하죠. 할번 변호사들은 다른 말을 할 수도 있어요.</w:t>
+      </w:r>
+    </w:p>
+    <w:p>
+      <w:pPr>
+        <w:pStyle w:val="BodyText"/>
+      </w:pPr>
+      <w:r>
+        <w:t xml:space="preserve">노아: 그럴 수 있죠. 저흰 아주 조심하고 있어요.</w:t>
+      </w:r>
+    </w:p>
+    <w:p>
+      <w:pPr>
+        <w:pStyle w:val="BodyText"/>
+      </w:pPr>
+      <w:r>
+        <w:t xml:space="preserve">일레인: 그리고 생산 담당은 본업이 있고요.</w:t>
+      </w:r>
+    </w:p>
+    <w:p>
+      <w:pPr>
+        <w:pStyle w:val="BodyText"/>
+      </w:pPr>
+      <w:r>
+        <w:t xml:space="preserve">엘레나: 월급이 나올 때까지만요. 그다음엔 올인해요.</w:t>
+      </w:r>
+    </w:p>
+    <w:p>
+      <w:pPr>
+        <w:pStyle w:val="BodyText"/>
+      </w:pPr>
+      <w:r>
+        <w:t xml:space="preserve">일레인: 그럼 정리해 보죠. CTO는 일을 못 하고, CEO는 경업금지에 걸려 있어요.</w:t>
+      </w:r>
+    </w:p>
+    <w:p>
+      <w:pPr>
+        <w:pStyle w:val="BodyText"/>
+      </w:pPr>
+      <w:r>
+        <w:t xml:space="preserve">노아: 그리고 COO는 본업이 있고요. 어떻게 들리는지 알아요.</w:t>
+      </w:r>
+    </w:p>
+    <w:bookmarkEnd w:id="33"/>
+    <w:bookmarkStart w:id="34" w:name="장면2-어려운-질문들-1"/>
+    <w:p>
+      <w:pPr>
+        <w:pStyle w:val="Heading3"/>
+      </w:pPr>
+      <w:r>
+        <w:t xml:space="preserve">장면2 — 어려운 질문들</w:t>
+      </w:r>
+    </w:p>
+    <w:p>
+      <w:pPr>
+        <w:pStyle w:val="FirstParagraph"/>
+      </w:pPr>
+      <w:r>
+        <w:t xml:space="preserve">일레인: 팀처럼 들리지 않아요. 대기실처럼 들리죠.</w:t>
+      </w:r>
+    </w:p>
+    <w:p>
+      <w:pPr>
+        <w:pStyle w:val="BodyText"/>
+      </w:pPr>
+      <w:r>
+        <w:t xml:space="preserve">노아: 맞는 말씀이에요. 하지만 일시적이에요.</w:t>
+      </w:r>
+    </w:p>
+    <w:p>
+      <w:pPr>
+        <w:pStyle w:val="BodyText"/>
+      </w:pPr>
+      <w:r>
+        <w:t xml:space="preserve">엘레나: 일레인, 좋은 사람들이에요. 내가 직접 봤어요.</w:t>
+      </w:r>
+    </w:p>
+    <w:p>
+      <w:pPr>
+        <w:pStyle w:val="BodyText"/>
+      </w:pPr>
+      <w:r>
+        <w:t xml:space="preserve">일레인: 그건 의심 안 해요. 좋은 사람들도 늘 실패해요, 엘레나. 난 착한 마음에 투자하는 게 아니에요. 실제로 일을 해낼 수 있는 팀에 투자하는 거죠. 다음 질문.</w:t>
+      </w:r>
+    </w:p>
+    <w:p>
+      <w:pPr>
+        <w:pStyle w:val="BodyText"/>
+      </w:pPr>
+      <w:r>
+        <w:t xml:space="preserve">노아: 말씀하세요.</w:t>
+      </w:r>
+    </w:p>
+    <w:p>
+      <w:pPr>
+        <w:pStyle w:val="BodyText"/>
+      </w:pPr>
+      <w:r>
+        <w:t xml:space="preserve">일레인: 규제 리스크. FDA가 임상을 한 번이 아니라 두 번 하라고 하면요?</w:t>
+      </w:r>
+    </w:p>
+    <w:p>
+      <w:pPr>
+        <w:pStyle w:val="BodyText"/>
+      </w:pPr>
+      <w:r>
+        <w:t xml:space="preserve">노아: 그럼… 돈이 더 필요하겠죠. 시간도요.</w:t>
+      </w:r>
+    </w:p>
+    <w:p>
+      <w:pPr>
+        <w:pStyle w:val="BodyText"/>
+      </w:pPr>
+      <w:r>
+        <w:t xml:space="preserve">일레인: 얼마나 더요? 시간은 얼마나 더요?</w:t>
+      </w:r>
+    </w:p>
+    <w:p>
+      <w:pPr>
+        <w:pStyle w:val="BodyText"/>
+      </w:pPr>
+      <w:r>
+        <w:t xml:space="preserve">노아: 확인해 봐야 해요. 지금 그 숫자는 없어요.</w:t>
+      </w:r>
+    </w:p>
+    <w:p>
+      <w:pPr>
+        <w:pStyle w:val="BodyText"/>
+      </w:pPr>
+      <w:r>
+        <w:t xml:space="preserve">일레인: 엘레나, 당신은 알아요?</w:t>
+      </w:r>
+    </w:p>
+    <w:p>
+      <w:pPr>
+        <w:pStyle w:val="BodyText"/>
+      </w:pPr>
+      <w:r>
+        <w:t xml:space="preserve">엘레나: 대략 2년 더, 그리고 1,000만에서 1,500만 달러 더요. 임상을 한 번 더 하면 환자도, 시험 기관도, 추적 방문도 늘어나니까 시간과 비용이 둘 다 빠르게 올라가요.</w:t>
+      </w:r>
+    </w:p>
+    <w:p>
+      <w:pPr>
+        <w:pStyle w:val="BodyText"/>
+      </w:pPr>
+      <w:r>
+        <w:t xml:space="preserve">일레인: 고마워요. 노아, 그 숫자는 외우고 있어야 해요.</w:t>
+      </w:r>
+    </w:p>
+    <w:p>
+      <w:pPr>
+        <w:pStyle w:val="BodyText"/>
+      </w:pPr>
+      <w:r>
+        <w:t xml:space="preserve">노아: 맞습니다. 그래야 했어요.</w:t>
+      </w:r>
+    </w:p>
+    <w:p>
+      <w:pPr>
+        <w:pStyle w:val="BodyText"/>
+      </w:pPr>
+      <w:r>
+        <w:t xml:space="preserve">일레인: 다음. 당신 필러는 빨리 녹죠. 그럼 몸속에서도 빨리 사라지는 거 아니에요?</w:t>
+      </w:r>
+    </w:p>
+    <w:p>
+      <w:pPr>
+        <w:pStyle w:val="BodyText"/>
+      </w:pPr>
+      <w:r>
+        <w:t xml:space="preserve">노아: 아니요. 12개월 지속되도록 설계됐어요. 루마덤처럼요.</w:t>
+      </w:r>
+    </w:p>
+    <w:p>
+      <w:pPr>
+        <w:pStyle w:val="BodyText"/>
+      </w:pPr>
+      <w:r>
+        <w:t xml:space="preserve">일레인: 설계됐다. 증명됐어요?</w:t>
+      </w:r>
+    </w:p>
+    <w:p>
+      <w:pPr>
+        <w:pStyle w:val="BodyText"/>
+      </w:pPr>
+      <w:r>
+        <w:t xml:space="preserve">노아: 아직이요. 그걸 위한 돈이에요.</w:t>
+      </w:r>
+    </w:p>
+    <w:p>
+      <w:pPr>
+        <w:pStyle w:val="BodyText"/>
+      </w:pPr>
+      <w:r>
+        <w:t xml:space="preserve">일레인: 그러니까 오래가는지도 모르고, 녹는지도 모르는 거네요.</w:t>
+      </w:r>
+    </w:p>
+    <w:p>
+      <w:pPr>
+        <w:pStyle w:val="BodyText"/>
+      </w:pPr>
+      <w:r>
+        <w:t xml:space="preserve">노아: 시험관 데이터가 있어요. 2.4배 빨라요.</w:t>
+      </w:r>
+    </w:p>
+    <w:p>
+      <w:pPr>
+        <w:pStyle w:val="BodyText"/>
+      </w:pPr>
+      <w:r>
+        <w:t xml:space="preserve">일레인: 논문에서요. 몇 년 전 거. 멸균도 안 했고, 몸속도 아니고. 시험관은 세상에서 제일 좋아 보이기 쉬운 곳이에요. 몸과 공장은 훨씬 덜 너그럽죠.</w:t>
+      </w:r>
+    </w:p>
+    <w:p>
+      <w:pPr>
+        <w:pStyle w:val="BodyText"/>
+      </w:pPr>
+      <w:r>
+        <w:t xml:space="preserve">노아: 지금 멸균 시험을 하고 있어요. 결과가 다음 주에 나와요.</w:t>
+      </w:r>
+    </w:p>
+    <w:p>
+      <w:pPr>
+        <w:pStyle w:val="BodyText"/>
+      </w:pPr>
+      <w:r>
+        <w:t xml:space="preserve">일레인: 다음 주. 중요한 건 전부 다음 주에 오네요.</w:t>
+      </w:r>
+    </w:p>
+    <w:p>
+      <w:pPr>
+        <w:pStyle w:val="BodyText"/>
+      </w:pPr>
+      <w:r>
+        <w:t xml:space="preserve">노아: 어떻게 들리는지 알아요.</w:t>
+      </w:r>
+    </w:p>
+    <w:p>
+      <w:pPr>
+        <w:pStyle w:val="BodyText"/>
+      </w:pPr>
+      <w:r>
+        <w:t xml:space="preserve">일레인: 마지막 질문. 할번이 그냥 베끼면 어떻게 하죠?</w:t>
+      </w:r>
+    </w:p>
+    <w:p>
+      <w:pPr>
+        <w:pStyle w:val="BodyText"/>
+      </w:pPr>
+      <w:r>
+        <w:t xml:space="preserve">노아: 우리 강점은 속도, 집중, 더 나은 배합이니까요.</w:t>
+      </w:r>
+    </w:p>
+    <w:p>
+      <w:pPr>
+        <w:pStyle w:val="BodyText"/>
+      </w:pPr>
+      <w:r>
+        <w:t xml:space="preserve">일레인: 할번엔 과학자가 천 명이에요. 천 명의 과학자를 상대로 속도요?</w:t>
+      </w:r>
+    </w:p>
+    <w:p>
+      <w:pPr>
+        <w:pStyle w:val="BodyText"/>
+      </w:pPr>
+      <w:r>
+        <w:t xml:space="preserve">노아: 그들은 크잖아요. 큰 회사는 느리게 움직여요.</w:t>
+      </w:r>
+    </w:p>
+    <w:p>
+      <w:pPr>
+        <w:pStyle w:val="BodyText"/>
+      </w:pPr>
+      <w:r>
+        <w:t xml:space="preserve">일레인: 안 그럴 때까지는요. 난 그런 회사에 내 회사를 팔았으니까 알아요. 큰 회사가 뭔가 중요하다고 판단하면, 당신들이 투자를 모으는 것보다 더 빨리 사들이거나, 베끼거나, 만들어 낼 수 있어요.</w:t>
+      </w:r>
+    </w:p>
+    <w:p>
+      <w:pPr>
+        <w:pStyle w:val="BodyText"/>
+      </w:pPr>
+      <w:r>
+        <w:t xml:space="preserve">노아: 그럼… 뭐라고 더 말씀드려야 할지 모르겠네요.</w:t>
+      </w:r>
+    </w:p>
+    <w:p>
+      <w:pPr>
+        <w:pStyle w:val="BodyText"/>
+      </w:pPr>
+      <w:r>
+        <w:t xml:space="preserve">일레인: 솔직하네요. 당신 슬라이드보다 더 솔직해요.</w:t>
+      </w:r>
+    </w:p>
+    <w:bookmarkEnd w:id="34"/>
+    <w:bookmarkStart w:id="35" w:name="절정전환-whats-the-one-thing-1"/>
+    <w:p>
+      <w:pPr>
+        <w:pStyle w:val="Heading3"/>
+      </w:pPr>
+      <w:r>
+        <w:t xml:space="preserve">절정·전환 —</w:t>
+      </w:r>
+      <w:r>
+        <w:t xml:space="preserve"> </w:t>
+      </w:r>
+      <w:r>
+        <w:t xml:space="preserve">“</w:t>
+      </w:r>
+      <w:r>
+        <w:t xml:space="preserve">What’s the one thing?</w:t>
+      </w:r>
+      <w:r>
+        <w:t xml:space="preserve">”</w:t>
+      </w:r>
+    </w:p>
+    <w:p>
+      <w:pPr>
+        <w:pStyle w:val="FirstParagraph"/>
+      </w:pPr>
+      <w:r>
+        <w:t xml:space="preserve">노아: 그럼 제가 엉뚱한 질문에 답하고 있었나 봐요.</w:t>
+      </w:r>
+    </w:p>
+    <w:p>
+      <w:pPr>
+        <w:pStyle w:val="BodyText"/>
+      </w:pPr>
+      <w:r>
+        <w:t xml:space="preserve">일레인: 그럴지도요. 다르게 물어볼게요. 단 하나의 핵심이 뭐죠?</w:t>
+      </w:r>
+    </w:p>
+    <w:p>
+      <w:pPr>
+        <w:pStyle w:val="BodyText"/>
+      </w:pPr>
+      <w:r>
+        <w:t xml:space="preserve">노아: 단 하나의 핵심이요?</w:t>
+      </w:r>
+    </w:p>
+    <w:p>
+      <w:pPr>
+        <w:pStyle w:val="BodyText"/>
+      </w:pPr>
+      <w:r>
+        <w:t xml:space="preserve">일레인: 반드시 사실이어야 하는 단 하나. 그게 사실이면 다른 게 잘못돼도 이겨요. 거짓이면 나머지는 전부 의미가 없어요. 팀도, 슬라이드도, 로고도.</w:t>
+      </w:r>
+    </w:p>
+    <w:p>
+      <w:pPr>
+        <w:pStyle w:val="BodyText"/>
+      </w:pPr>
+      <w:r>
+        <w:t xml:space="preserve">노아: 시장이 크다는 거요. 수십억 달러고, 성장 중이에요.</w:t>
+      </w:r>
+    </w:p>
+    <w:p>
+      <w:pPr>
+        <w:pStyle w:val="BodyText"/>
+      </w:pPr>
+      <w:r>
+        <w:t xml:space="preserve">일레인: 틀렸어요. 시장은 모두에게 커요. 그건 당신들만의 핵심이 아니에요.</w:t>
+      </w:r>
+    </w:p>
+    <w:p>
+      <w:pPr>
+        <w:pStyle w:val="BodyText"/>
+      </w:pPr>
+      <w:r>
+        <w:t xml:space="preserve">노아: 의사들이 원한다는 거요. 열둘 중 아홉이…</w:t>
+      </w:r>
+    </w:p>
+    <w:p>
+      <w:pPr>
+        <w:pStyle w:val="BodyText"/>
+      </w:pPr>
+      <w:r>
+        <w:t xml:space="preserve">일레인: 그것도 아니에요. 주름 치료제도 원하겠죠. 원하는 건 쉬워요.</w:t>
+      </w:r>
+    </w:p>
+    <w:p>
+      <w:pPr>
+        <w:pStyle w:val="BodyText"/>
+      </w:pPr>
+      <w:r>
+        <w:t xml:space="preserve">노아: 그럼… 모르겠어요.</w:t>
+      </w:r>
+    </w:p>
+    <w:p>
+      <w:pPr>
+        <w:pStyle w:val="BodyText"/>
+      </w:pPr>
+      <w:r>
+        <w:t xml:space="preserve">프리야: 제가 답해도 될까요? 사업 용어로요?</w:t>
+      </w:r>
+    </w:p>
+    <w:p>
+      <w:pPr>
+        <w:pStyle w:val="BodyText"/>
+      </w:pPr>
+      <w:r>
+        <w:t xml:space="preserve">일레인: 그래요.</w:t>
+      </w:r>
+    </w:p>
+    <w:p>
+      <w:pPr>
+        <w:pStyle w:val="BodyText"/>
+      </w:pPr>
+      <w:r>
+        <w:t xml:space="preserve">프리야: 핵심은 트레이드오프예요. 지금은 오래가는 것과 빨리 녹는 게 정반대예요.</w:t>
+      </w:r>
+    </w:p>
+    <w:p>
+      <w:pPr>
+        <w:pStyle w:val="BodyText"/>
+      </w:pPr>
+      <w:r>
+        <w:t xml:space="preserve">일레인: 계속해요.</w:t>
+      </w:r>
+    </w:p>
+    <w:p>
+      <w:pPr>
+        <w:pStyle w:val="BodyText"/>
+      </w:pPr>
+      <w:r>
+        <w:t xml:space="preserve">프리야: 그 트레이드오프를 깨면 우리가 이겨요. 얼굴에서는 12개월 가고, 의사가 없애야 할 때는 세 배 빨리 녹는 거죠. 둘 다 약속할 수 있는 곳은 없으니까, 그게 우리의 진짜 강점이에요.</w:t>
+      </w:r>
+    </w:p>
+    <w:p>
+      <w:pPr>
+        <w:pStyle w:val="BodyText"/>
+      </w:pPr>
+      <w:r>
+        <w:t xml:space="preserve">일레인: 그리고 못 깨면요?</w:t>
+      </w:r>
+    </w:p>
+    <w:p>
+      <w:pPr>
+        <w:pStyle w:val="BodyText"/>
+      </w:pPr>
+      <w:r>
+        <w:t xml:space="preserve">프리야: 그럼 그냥 또 하나의 필러죠. 그리고 슬라이드의 나머지는 아무 의미가 없어요.</w:t>
+      </w:r>
+    </w:p>
+    <w:p>
+      <w:pPr>
+        <w:pStyle w:val="BodyText"/>
+      </w:pPr>
+      <w:r>
+        <w:t xml:space="preserve">엘레나: 두 숫자를, 동시에. 그게 회사의 전부네요.</w:t>
+      </w:r>
+    </w:p>
+    <w:p>
+      <w:pPr>
+        <w:pStyle w:val="BodyText"/>
+      </w:pPr>
+      <w:r>
+        <w:t xml:space="preserve">일레인: 고마워요. 그게 단 하나의 핵심이에요. 그걸 2번 슬라이드에 넣어요. 시장 말고.</w:t>
+      </w:r>
+    </w:p>
+    <w:p>
+      <w:pPr>
+        <w:pStyle w:val="BodyText"/>
+      </w:pPr>
+      <w:r>
+        <w:t xml:space="preserve">노아: 이해했어요. 그걸 중심으로 덱을 다시 만들게요.</w:t>
+      </w:r>
+    </w:p>
+    <w:p>
+      <w:pPr>
+        <w:pStyle w:val="BodyText"/>
+      </w:pPr>
+      <w:r>
+        <w:t xml:space="preserve">일레인: 좋아요. 그리고 숫자를 익혀요. 전부 다. 외울 정도로.</w:t>
+      </w:r>
+    </w:p>
+    <w:p>
+      <w:pPr>
+        <w:pStyle w:val="BodyText"/>
+      </w:pPr>
+      <w:r>
+        <w:t xml:space="preserve">노아: 그럴게요. 여쭤봐도 될까요… 이건 거절인가요?</w:t>
+      </w:r>
+    </w:p>
+    <w:p>
+      <w:pPr>
+        <w:pStyle w:val="BodyText"/>
+      </w:pPr>
+      <w:r>
+        <w:t xml:space="preserve">일레인:</w:t>
+      </w:r>
+      <w:r>
+        <w:t xml:space="preserve"> </w:t>
+      </w:r>
+      <w:r>
+        <w:t xml:space="preserve">“</w:t>
+      </w:r>
+      <w:r>
+        <w:t xml:space="preserve">오늘은 아니다</w:t>
+      </w:r>
+      <w:r>
+        <w:t xml:space="preserve">”</w:t>
+      </w:r>
+      <w:r>
+        <w:t xml:space="preserve">예요. 그 핵심을 증명해요. 그다음에 전화해요.</w:t>
+      </w:r>
+    </w:p>
+    <w:p>
+      <w:pPr>
+        <w:pStyle w:val="BodyText"/>
+      </w:pPr>
+      <w:r>
+        <w:t xml:space="preserve">노아: 증명은 얼마나요?</w:t>
+      </w:r>
+    </w:p>
+    <w:p>
+      <w:pPr>
+        <w:pStyle w:val="BodyText"/>
+      </w:pPr>
+      <w:r>
+        <w:t xml:space="preserve">일레인: 멸균 시험부터 시작해요. 다음 주라고 했죠.</w:t>
+      </w:r>
+    </w:p>
+    <w:p>
+      <w:pPr>
+        <w:pStyle w:val="BodyText"/>
+      </w:pPr>
+      <w:r>
+        <w:t xml:space="preserve">노아: 그 건은 다시 연락드릴게요. 다음 주에.</w:t>
+      </w:r>
+    </w:p>
+    <w:bookmarkEnd w:id="35"/>
+    <w:bookmarkStart w:id="36" w:name="마무리-elena의-차-안-오후-5시-10분-1"/>
+    <w:p>
+      <w:pPr>
+        <w:pStyle w:val="Heading3"/>
+      </w:pPr>
+      <w:r>
+        <w:t xml:space="preserve">마무리 — Elena의 차 안, 오후 5시 10분</w:t>
+      </w:r>
+    </w:p>
+    <w:p>
+      <w:pPr>
+        <w:pStyle w:val="FirstParagraph"/>
+      </w:pPr>
+      <w:r>
+        <w:t xml:space="preserve">노아: 완전 망했어요. 아무것도 대답을 못 했어요. 돈, 시간, FDA, 할번에 대해 물었는데, 매번 추측하거나 다음 주면 알 거라고만 했어요.</w:t>
+      </w:r>
+    </w:p>
+    <w:p>
+      <w:pPr>
+        <w:pStyle w:val="BodyText"/>
+      </w:pPr>
+      <w:r>
+        <w:t xml:space="preserve">엘레나: 울지는 않았잖아요. 대부분의 CEO는 울어요.</w:t>
+      </w:r>
+    </w:p>
+    <w:p>
+      <w:pPr>
+        <w:pStyle w:val="BodyText"/>
+      </w:pPr>
+      <w:r>
+        <w:t xml:space="preserve">프리야: 그리고</w:t>
+      </w:r>
+      <w:r>
+        <w:t xml:space="preserve"> </w:t>
+      </w:r>
+      <w:r>
+        <w:t xml:space="preserve">“</w:t>
+      </w:r>
+      <w:r>
+        <w:t xml:space="preserve">오늘은 아니다</w:t>
+      </w:r>
+      <w:r>
+        <w:t xml:space="preserve">”</w:t>
+      </w:r>
+      <w:r>
+        <w:t xml:space="preserve">라고 했어.</w:t>
+      </w:r>
+      <w:r>
+        <w:t xml:space="preserve"> </w:t>
+      </w:r>
+      <w:r>
+        <w:t xml:space="preserve">“</w:t>
+      </w:r>
+      <w:r>
+        <w:t xml:space="preserve">안 된다</w:t>
+      </w:r>
+      <w:r>
+        <w:t xml:space="preserve">”</w:t>
+      </w:r>
+      <w:r>
+        <w:t xml:space="preserve">가 아니라.</w:t>
+      </w:r>
+    </w:p>
+    <w:p>
+      <w:pPr>
+        <w:pStyle w:val="BodyText"/>
+      </w:pPr>
+      <w:r>
+        <w:t xml:space="preserve">노아: 우리를 대기실이라고 했잖아.</w:t>
+      </w:r>
+    </w:p>
+    <w:p>
+      <w:pPr>
+        <w:pStyle w:val="BodyText"/>
+      </w:pPr>
+      <w:r>
+        <w:t xml:space="preserve">엘레나: 지금은 그러니까요. 그냥 솔직한 거예요. 그리고 솔직히 그건 선물이에요. 대부분의 투자자는 웃으면서 흥미롭다고 하고 다시는 연락을 안 해요. 일레인은 뭘 고쳐야 할지 정확히 알려 줬잖아요.</w:t>
+      </w:r>
+    </w:p>
+    <w:p>
+      <w:pPr>
+        <w:pStyle w:val="BodyText"/>
+      </w:pPr>
+      <w:r>
+        <w:t xml:space="preserve">프리야: 노아, 넌 숫자를 몰랐어. 그건 고칠 수 있어.</w:t>
+      </w:r>
+    </w:p>
+    <w:p>
+      <w:pPr>
+        <w:pStyle w:val="BodyText"/>
+      </w:pPr>
+      <w:r>
+        <w:t xml:space="preserve">노아: 그리고 네가 미팅을 살렸어. 사업 용어로.</w:t>
+      </w:r>
+    </w:p>
+    <w:p>
+      <w:pPr>
+        <w:pStyle w:val="BodyText"/>
+      </w:pPr>
+      <w:r>
+        <w:t xml:space="preserve">프리야: 다이앤도 인정할 거야. 화학 얘기는 한 마디도 안 했어.</w:t>
+      </w:r>
+    </w:p>
+    <w:p>
+      <w:pPr>
+        <w:pStyle w:val="BodyText"/>
+      </w:pPr>
+      <w:r>
+        <w:t xml:space="preserve">엘레나: 안 된다고는 안 했어요. 기억나요? 이 모든 게 그렇게 시작됐잖아요.</w:t>
+      </w:r>
+    </w:p>
+    <w:p>
+      <w:pPr>
+        <w:pStyle w:val="BodyText"/>
+      </w:pPr>
+      <w:r>
+        <w:t xml:space="preserve">노아: 잠깐만요. 전화예요. 마커스.</w:t>
+      </w:r>
+    </w:p>
+    <w:p>
+      <w:pPr>
+        <w:pStyle w:val="BodyText"/>
+      </w:pPr>
+      <w:r>
+        <w:t xml:space="preserve">마커스: 노아. 연구소에서 고압 멸균 결과를 보냈어. 일찍.</w:t>
+      </w:r>
+    </w:p>
+    <w:p>
+      <w:pPr>
+        <w:pStyle w:val="BodyText"/>
+      </w:pPr>
+      <w:r>
+        <w:t xml:space="preserve">노아: 그래서요? 솔직하게 말해 주세요.</w:t>
+      </w:r>
+    </w:p>
+    <w:p>
+      <w:pPr>
+        <w:pStyle w:val="BodyText"/>
+      </w:pPr>
+      <w:r>
+        <w:t xml:space="preserve">마커스: 젤이 멸균을 견뎌 냈어. 물이 되진 않았어.</w:t>
+      </w:r>
+    </w:p>
+    <w:p>
+      <w:pPr>
+        <w:pStyle w:val="BodyText"/>
+      </w:pPr>
+      <w:r>
+        <w:t xml:space="preserve">노아: 살아남았대! 엘레나, 프리야, 살아남았대!</w:t>
+      </w:r>
+    </w:p>
+    <w:p>
+      <w:pPr>
+        <w:pStyle w:val="BodyText"/>
+      </w:pPr>
+      <w:r>
+        <w:t xml:space="preserve">마커스: 잠깐. 살아남긴 했어. 근데 강도가 28퍼센트 떨어졌어.</w:t>
+      </w:r>
+    </w:p>
+    <w:bookmarkEnd w:id="36"/>
+    <w:bookmarkEnd w:id="37"/>
+    <w:bookmarkEnd w:id="38"/>
     <w:sectPr/>
   </w:body>
 </w:document>
@@ -3830,583 +3789,8 @@
       </w:pPr>
     </w:lvl>
   </w:abstractNum>
-  <w:abstractNum w:abstractNumId="99411">
-    <w:nsid w:val="A99411"/>
-    <w:multiLevelType w:val="multilevel"/>
-    <w:lvl w:ilvl="0">
-      <w:start w:val="1"/>
-      <w:numFmt w:val="decimal"/>
-      <w:lvlText w:val="%1."/>
-      <w:lvlJc w:val="left"/>
-      <w:pPr>
-        <w:ind w:left="720" w:hanging="480"/>
-      </w:pPr>
-    </w:lvl>
-    <w:lvl w:ilvl="1">
-      <w:start w:val="1"/>
-      <w:numFmt w:val="decimal"/>
-      <w:lvlText w:val="%2."/>
-      <w:lvlJc w:val="left"/>
-      <w:pPr>
-        <w:ind w:left="1440" w:hanging="480"/>
-      </w:pPr>
-    </w:lvl>
-    <w:lvl w:ilvl="2">
-      <w:start w:val="1"/>
-      <w:numFmt w:val="decimal"/>
-      <w:lvlText w:val="%3."/>
-      <w:lvlJc w:val="left"/>
-      <w:pPr>
-        <w:ind w:left="2160" w:hanging="480"/>
-      </w:pPr>
-    </w:lvl>
-    <w:lvl w:ilvl="3">
-      <w:start w:val="1"/>
-      <w:numFmt w:val="decimal"/>
-      <w:lvlText w:val="%4."/>
-      <w:lvlJc w:val="left"/>
-      <w:pPr>
-        <w:ind w:left="2880" w:hanging="480"/>
-      </w:pPr>
-    </w:lvl>
-    <w:lvl w:ilvl="4">
-      <w:start w:val="1"/>
-      <w:numFmt w:val="decimal"/>
-      <w:lvlText w:val="%5."/>
-      <w:lvlJc w:val="left"/>
-      <w:pPr>
-        <w:ind w:left="3600" w:hanging="480"/>
-      </w:pPr>
-    </w:lvl>
-    <w:lvl w:ilvl="5">
-      <w:start w:val="1"/>
-      <w:numFmt w:val="decimal"/>
-      <w:lvlText w:val="%6."/>
-      <w:lvlJc w:val="left"/>
-      <w:pPr>
-        <w:ind w:left="4320" w:hanging="480"/>
-      </w:pPr>
-    </w:lvl>
-    <w:lvl w:ilvl="6">
-      <w:start w:val="1"/>
-      <w:numFmt w:val="decimal"/>
-      <w:lvlText w:val="%7."/>
-      <w:lvlJc w:val="left"/>
-      <w:pPr>
-        <w:ind w:left="5040" w:hanging="480"/>
-      </w:pPr>
-    </w:lvl>
-    <w:lvl w:ilvl="7">
-      <w:start w:val="1"/>
-      <w:numFmt w:val="decimal"/>
-      <w:lvlText w:val="%8."/>
-      <w:lvlJc w:val="left"/>
-      <w:pPr>
-        <w:ind w:left="5760" w:hanging="480"/>
-      </w:pPr>
-    </w:lvl>
-    <w:lvl w:ilvl="8">
-      <w:start w:val="1"/>
-      <w:numFmt w:val="decimal"/>
-      <w:lvlText w:val="%9."/>
-      <w:lvlJc w:val="left"/>
-      <w:pPr>
-        <w:ind w:left="6480" w:hanging="480"/>
-      </w:pPr>
-    </w:lvl>
-  </w:abstractNum>
-  <w:abstractNum w:abstractNumId="994116">
-    <w:nsid w:val="A994116"/>
-    <w:multiLevelType w:val="multilevel"/>
-    <w:lvl w:ilvl="0">
-      <w:start w:val="16"/>
-      <w:numFmt w:val="decimal"/>
-      <w:lvlText w:val="%1."/>
-      <w:lvlJc w:val="left"/>
-      <w:pPr>
-        <w:ind w:left="720" w:hanging="480"/>
-      </w:pPr>
-    </w:lvl>
-    <w:lvl w:ilvl="1">
-      <w:start w:val="16"/>
-      <w:numFmt w:val="decimal"/>
-      <w:lvlText w:val="%2."/>
-      <w:lvlJc w:val="left"/>
-      <w:pPr>
-        <w:ind w:left="1440" w:hanging="480"/>
-      </w:pPr>
-    </w:lvl>
-    <w:lvl w:ilvl="2">
-      <w:start w:val="16"/>
-      <w:numFmt w:val="decimal"/>
-      <w:lvlText w:val="%3."/>
-      <w:lvlJc w:val="left"/>
-      <w:pPr>
-        <w:ind w:left="2160" w:hanging="480"/>
-      </w:pPr>
-    </w:lvl>
-    <w:lvl w:ilvl="3">
-      <w:start w:val="16"/>
-      <w:numFmt w:val="decimal"/>
-      <w:lvlText w:val="%4."/>
-      <w:lvlJc w:val="left"/>
-      <w:pPr>
-        <w:ind w:left="2880" w:hanging="480"/>
-      </w:pPr>
-    </w:lvl>
-    <w:lvl w:ilvl="4">
-      <w:start w:val="16"/>
-      <w:numFmt w:val="decimal"/>
-      <w:lvlText w:val="%5."/>
-      <w:lvlJc w:val="left"/>
-      <w:pPr>
-        <w:ind w:left="3600" w:hanging="480"/>
-      </w:pPr>
-    </w:lvl>
-    <w:lvl w:ilvl="5">
-      <w:start w:val="16"/>
-      <w:numFmt w:val="decimal"/>
-      <w:lvlText w:val="%6."/>
-      <w:lvlJc w:val="left"/>
-      <w:pPr>
-        <w:ind w:left="4320" w:hanging="480"/>
-      </w:pPr>
-    </w:lvl>
-    <w:lvl w:ilvl="6">
-      <w:start w:val="16"/>
-      <w:numFmt w:val="decimal"/>
-      <w:lvlText w:val="%7."/>
-      <w:lvlJc w:val="left"/>
-      <w:pPr>
-        <w:ind w:left="5040" w:hanging="480"/>
-      </w:pPr>
-    </w:lvl>
-    <w:lvl w:ilvl="7">
-      <w:start w:val="16"/>
-      <w:numFmt w:val="decimal"/>
-      <w:lvlText w:val="%8."/>
-      <w:lvlJc w:val="left"/>
-      <w:pPr>
-        <w:ind w:left="5760" w:hanging="480"/>
-      </w:pPr>
-    </w:lvl>
-    <w:lvl w:ilvl="8">
-      <w:start w:val="16"/>
-      <w:numFmt w:val="decimal"/>
-      <w:lvlText w:val="%9."/>
-      <w:lvlJc w:val="left"/>
-      <w:pPr>
-        <w:ind w:left="6480" w:hanging="480"/>
-      </w:pPr>
-    </w:lvl>
-  </w:abstractNum>
-  <w:abstractNum w:abstractNumId="994151">
-    <w:nsid w:val="A994151"/>
-    <w:multiLevelType w:val="multilevel"/>
-    <w:lvl w:ilvl="0">
-      <w:start w:val="51"/>
-      <w:numFmt w:val="decimal"/>
-      <w:lvlText w:val="%1."/>
-      <w:lvlJc w:val="left"/>
-      <w:pPr>
-        <w:ind w:left="720" w:hanging="480"/>
-      </w:pPr>
-    </w:lvl>
-    <w:lvl w:ilvl="1">
-      <w:start w:val="51"/>
-      <w:numFmt w:val="decimal"/>
-      <w:lvlText w:val="%2."/>
-      <w:lvlJc w:val="left"/>
-      <w:pPr>
-        <w:ind w:left="1440" w:hanging="480"/>
-      </w:pPr>
-    </w:lvl>
-    <w:lvl w:ilvl="2">
-      <w:start w:val="51"/>
-      <w:numFmt w:val="decimal"/>
-      <w:lvlText w:val="%3."/>
-      <w:lvlJc w:val="left"/>
-      <w:pPr>
-        <w:ind w:left="2160" w:hanging="480"/>
-      </w:pPr>
-    </w:lvl>
-    <w:lvl w:ilvl="3">
-      <w:start w:val="51"/>
-      <w:numFmt w:val="decimal"/>
-      <w:lvlText w:val="%4."/>
-      <w:lvlJc w:val="left"/>
-      <w:pPr>
-        <w:ind w:left="2880" w:hanging="480"/>
-      </w:pPr>
-    </w:lvl>
-    <w:lvl w:ilvl="4">
-      <w:start w:val="51"/>
-      <w:numFmt w:val="decimal"/>
-      <w:lvlText w:val="%5."/>
-      <w:lvlJc w:val="left"/>
-      <w:pPr>
-        <w:ind w:left="3600" w:hanging="480"/>
-      </w:pPr>
-    </w:lvl>
-    <w:lvl w:ilvl="5">
-      <w:start w:val="51"/>
-      <w:numFmt w:val="decimal"/>
-      <w:lvlText w:val="%6."/>
-      <w:lvlJc w:val="left"/>
-      <w:pPr>
-        <w:ind w:left="4320" w:hanging="480"/>
-      </w:pPr>
-    </w:lvl>
-    <w:lvl w:ilvl="6">
-      <w:start w:val="51"/>
-      <w:numFmt w:val="decimal"/>
-      <w:lvlText w:val="%7."/>
-      <w:lvlJc w:val="left"/>
-      <w:pPr>
-        <w:ind w:left="5040" w:hanging="480"/>
-      </w:pPr>
-    </w:lvl>
-    <w:lvl w:ilvl="7">
-      <w:start w:val="51"/>
-      <w:numFmt w:val="decimal"/>
-      <w:lvlText w:val="%8."/>
-      <w:lvlJc w:val="left"/>
-      <w:pPr>
-        <w:ind w:left="5760" w:hanging="480"/>
-      </w:pPr>
-    </w:lvl>
-    <w:lvl w:ilvl="8">
-      <w:start w:val="51"/>
-      <w:numFmt w:val="decimal"/>
-      <w:lvlText w:val="%9."/>
-      <w:lvlJc w:val="left"/>
-      <w:pPr>
-        <w:ind w:left="6480" w:hanging="480"/>
-      </w:pPr>
-    </w:lvl>
-  </w:abstractNum>
-  <w:abstractNum w:abstractNumId="994181">
-    <w:nsid w:val="A994181"/>
-    <w:multiLevelType w:val="multilevel"/>
-    <w:lvl w:ilvl="0">
-      <w:start w:val="81"/>
-      <w:numFmt w:val="decimal"/>
-      <w:lvlText w:val="%1."/>
-      <w:lvlJc w:val="left"/>
-      <w:pPr>
-        <w:ind w:left="720" w:hanging="480"/>
-      </w:pPr>
-    </w:lvl>
-    <w:lvl w:ilvl="1">
-      <w:start w:val="81"/>
-      <w:numFmt w:val="decimal"/>
-      <w:lvlText w:val="%2."/>
-      <w:lvlJc w:val="left"/>
-      <w:pPr>
-        <w:ind w:left="1440" w:hanging="480"/>
-      </w:pPr>
-    </w:lvl>
-    <w:lvl w:ilvl="2">
-      <w:start w:val="81"/>
-      <w:numFmt w:val="decimal"/>
-      <w:lvlText w:val="%3."/>
-      <w:lvlJc w:val="left"/>
-      <w:pPr>
-        <w:ind w:left="2160" w:hanging="480"/>
-      </w:pPr>
-    </w:lvl>
-    <w:lvl w:ilvl="3">
-      <w:start w:val="81"/>
-      <w:numFmt w:val="decimal"/>
-      <w:lvlText w:val="%4."/>
-      <w:lvlJc w:val="left"/>
-      <w:pPr>
-        <w:ind w:left="2880" w:hanging="480"/>
-      </w:pPr>
-    </w:lvl>
-    <w:lvl w:ilvl="4">
-      <w:start w:val="81"/>
-      <w:numFmt w:val="decimal"/>
-      <w:lvlText w:val="%5."/>
-      <w:lvlJc w:val="left"/>
-      <w:pPr>
-        <w:ind w:left="3600" w:hanging="480"/>
-      </w:pPr>
-    </w:lvl>
-    <w:lvl w:ilvl="5">
-      <w:start w:val="81"/>
-      <w:numFmt w:val="decimal"/>
-      <w:lvlText w:val="%6."/>
-      <w:lvlJc w:val="left"/>
-      <w:pPr>
-        <w:ind w:left="4320" w:hanging="480"/>
-      </w:pPr>
-    </w:lvl>
-    <w:lvl w:ilvl="6">
-      <w:start w:val="81"/>
-      <w:numFmt w:val="decimal"/>
-      <w:lvlText w:val="%7."/>
-      <w:lvlJc w:val="left"/>
-      <w:pPr>
-        <w:ind w:left="5040" w:hanging="480"/>
-      </w:pPr>
-    </w:lvl>
-    <w:lvl w:ilvl="7">
-      <w:start w:val="81"/>
-      <w:numFmt w:val="decimal"/>
-      <w:lvlText w:val="%8."/>
-      <w:lvlJc w:val="left"/>
-      <w:pPr>
-        <w:ind w:left="5760" w:hanging="480"/>
-      </w:pPr>
-    </w:lvl>
-    <w:lvl w:ilvl="8">
-      <w:start w:val="81"/>
-      <w:numFmt w:val="decimal"/>
-      <w:lvlText w:val="%9."/>
-      <w:lvlJc w:val="left"/>
-      <w:pPr>
-        <w:ind w:left="6480" w:hanging="480"/>
-      </w:pPr>
-    </w:lvl>
-  </w:abstractNum>
-  <w:abstractNum w:abstractNumId="9941106">
-    <w:nsid w:val="A9941106"/>
-    <w:multiLevelType w:val="multilevel"/>
-    <w:lvl w:ilvl="0">
-      <w:start w:val="106"/>
-      <w:numFmt w:val="decimal"/>
-      <w:lvlText w:val="%1."/>
-      <w:lvlJc w:val="left"/>
-      <w:pPr>
-        <w:ind w:left="720" w:hanging="480"/>
-      </w:pPr>
-    </w:lvl>
-    <w:lvl w:ilvl="1">
-      <w:start w:val="106"/>
-      <w:numFmt w:val="decimal"/>
-      <w:lvlText w:val="%2."/>
-      <w:lvlJc w:val="left"/>
-      <w:pPr>
-        <w:ind w:left="1440" w:hanging="480"/>
-      </w:pPr>
-    </w:lvl>
-    <w:lvl w:ilvl="2">
-      <w:start w:val="106"/>
-      <w:numFmt w:val="decimal"/>
-      <w:lvlText w:val="%3."/>
-      <w:lvlJc w:val="left"/>
-      <w:pPr>
-        <w:ind w:left="2160" w:hanging="480"/>
-      </w:pPr>
-    </w:lvl>
-    <w:lvl w:ilvl="3">
-      <w:start w:val="106"/>
-      <w:numFmt w:val="decimal"/>
-      <w:lvlText w:val="%4."/>
-      <w:lvlJc w:val="left"/>
-      <w:pPr>
-        <w:ind w:left="2880" w:hanging="480"/>
-      </w:pPr>
-    </w:lvl>
-    <w:lvl w:ilvl="4">
-      <w:start w:val="106"/>
-      <w:numFmt w:val="decimal"/>
-      <w:lvlText w:val="%5."/>
-      <w:lvlJc w:val="left"/>
-      <w:pPr>
-        <w:ind w:left="3600" w:hanging="480"/>
-      </w:pPr>
-    </w:lvl>
-    <w:lvl w:ilvl="5">
-      <w:start w:val="106"/>
-      <w:numFmt w:val="decimal"/>
-      <w:lvlText w:val="%6."/>
-      <w:lvlJc w:val="left"/>
-      <w:pPr>
-        <w:ind w:left="4320" w:hanging="480"/>
-      </w:pPr>
-    </w:lvl>
-    <w:lvl w:ilvl="6">
-      <w:start w:val="106"/>
-      <w:numFmt w:val="decimal"/>
-      <w:lvlText w:val="%7."/>
-      <w:lvlJc w:val="left"/>
-      <w:pPr>
-        <w:ind w:left="5040" w:hanging="480"/>
-      </w:pPr>
-    </w:lvl>
-    <w:lvl w:ilvl="7">
-      <w:start w:val="106"/>
-      <w:numFmt w:val="decimal"/>
-      <w:lvlText w:val="%8."/>
-      <w:lvlJc w:val="left"/>
-      <w:pPr>
-        <w:ind w:left="5760" w:hanging="480"/>
-      </w:pPr>
-    </w:lvl>
-    <w:lvl w:ilvl="8">
-      <w:start w:val="106"/>
-      <w:numFmt w:val="decimal"/>
-      <w:lvlText w:val="%9."/>
-      <w:lvlJc w:val="left"/>
-      <w:pPr>
-        <w:ind w:left="6480" w:hanging="480"/>
-      </w:pPr>
-    </w:lvl>
-  </w:abstractNum>
   <w:num w:numId="1000">
     <w:abstractNumId w:val="990"/>
-  </w:num>
-  <w:num w:numId="1001">
-    <w:abstractNumId w:val="99411"/>
-    <w:lvlOverride w:ilvl="0">
-      <w:startOverride w:val="1"/>
-    </w:lvlOverride>
-    <w:lvlOverride w:ilvl="1">
-      <w:startOverride w:val="1"/>
-    </w:lvlOverride>
-    <w:lvlOverride w:ilvl="2">
-      <w:startOverride w:val="1"/>
-    </w:lvlOverride>
-    <w:lvlOverride w:ilvl="3">
-      <w:startOverride w:val="1"/>
-    </w:lvlOverride>
-    <w:lvlOverride w:ilvl="4">
-      <w:startOverride w:val="1"/>
-    </w:lvlOverride>
-    <w:lvlOverride w:ilvl="5">
-      <w:startOverride w:val="1"/>
-    </w:lvlOverride>
-    <w:lvlOverride w:ilvl="6">
-      <w:startOverride w:val="1"/>
-    </w:lvlOverride>
-    <w:lvlOverride w:ilvl="7">
-      <w:startOverride w:val="1"/>
-    </w:lvlOverride>
-    <w:lvlOverride w:ilvl="8">
-      <w:startOverride w:val="1"/>
-    </w:lvlOverride>
-  </w:num>
-  <w:num w:numId="1002">
-    <w:abstractNumId w:val="994116"/>
-    <w:lvlOverride w:ilvl="0">
-      <w:startOverride w:val="16"/>
-    </w:lvlOverride>
-    <w:lvlOverride w:ilvl="1">
-      <w:startOverride w:val="16"/>
-    </w:lvlOverride>
-    <w:lvlOverride w:ilvl="2">
-      <w:startOverride w:val="16"/>
-    </w:lvlOverride>
-    <w:lvlOverride w:ilvl="3">
-      <w:startOverride w:val="16"/>
-    </w:lvlOverride>
-    <w:lvlOverride w:ilvl="4">
-      <w:startOverride w:val="16"/>
-    </w:lvlOverride>
-    <w:lvlOverride w:ilvl="5">
-      <w:startOverride w:val="16"/>
-    </w:lvlOverride>
-    <w:lvlOverride w:ilvl="6">
-      <w:startOverride w:val="16"/>
-    </w:lvlOverride>
-    <w:lvlOverride w:ilvl="7">
-      <w:startOverride w:val="16"/>
-    </w:lvlOverride>
-    <w:lvlOverride w:ilvl="8">
-      <w:startOverride w:val="16"/>
-    </w:lvlOverride>
-  </w:num>
-  <w:num w:numId="1003">
-    <w:abstractNumId w:val="994151"/>
-    <w:lvlOverride w:ilvl="0">
-      <w:startOverride w:val="51"/>
-    </w:lvlOverride>
-    <w:lvlOverride w:ilvl="1">
-      <w:startOverride w:val="51"/>
-    </w:lvlOverride>
-    <w:lvlOverride w:ilvl="2">
-      <w:startOverride w:val="51"/>
-    </w:lvlOverride>
-    <w:lvlOverride w:ilvl="3">
-      <w:startOverride w:val="51"/>
-    </w:lvlOverride>
-    <w:lvlOverride w:ilvl="4">
-      <w:startOverride w:val="51"/>
-    </w:lvlOverride>
-    <w:lvlOverride w:ilvl="5">
-      <w:startOverride w:val="51"/>
-    </w:lvlOverride>
-    <w:lvlOverride w:ilvl="6">
-      <w:startOverride w:val="51"/>
-    </w:lvlOverride>
-    <w:lvlOverride w:ilvl="7">
-      <w:startOverride w:val="51"/>
-    </w:lvlOverride>
-    <w:lvlOverride w:ilvl="8">
-      <w:startOverride w:val="51"/>
-    </w:lvlOverride>
-  </w:num>
-  <w:num w:numId="1004">
-    <w:abstractNumId w:val="994181"/>
-    <w:lvlOverride w:ilvl="0">
-      <w:startOverride w:val="81"/>
-    </w:lvlOverride>
-    <w:lvlOverride w:ilvl="1">
-      <w:startOverride w:val="81"/>
-    </w:lvlOverride>
-    <w:lvlOverride w:ilvl="2">
-      <w:startOverride w:val="81"/>
-    </w:lvlOverride>
-    <w:lvlOverride w:ilvl="3">
-      <w:startOverride w:val="81"/>
-    </w:lvlOverride>
-    <w:lvlOverride w:ilvl="4">
-      <w:startOverride w:val="81"/>
-    </w:lvlOverride>
-    <w:lvlOverride w:ilvl="5">
-      <w:startOverride w:val="81"/>
-    </w:lvlOverride>
-    <w:lvlOverride w:ilvl="6">
-      <w:startOverride w:val="81"/>
-    </w:lvlOverride>
-    <w:lvlOverride w:ilvl="7">
-      <w:startOverride w:val="81"/>
-    </w:lvlOverride>
-    <w:lvlOverride w:ilvl="8">
-      <w:startOverride w:val="81"/>
-    </w:lvlOverride>
-  </w:num>
-  <w:num w:numId="1005">
-    <w:abstractNumId w:val="9941106"/>
-    <w:lvlOverride w:ilvl="0">
-      <w:startOverride w:val="106"/>
-    </w:lvlOverride>
-    <w:lvlOverride w:ilvl="1">
-      <w:startOverride w:val="106"/>
-    </w:lvlOverride>
-    <w:lvlOverride w:ilvl="2">
-      <w:startOverride w:val="106"/>
-    </w:lvlOverride>
-    <w:lvlOverride w:ilvl="3">
-      <w:startOverride w:val="106"/>
-    </w:lvlOverride>
-    <w:lvlOverride w:ilvl="4">
-      <w:startOverride w:val="106"/>
-    </w:lvlOverride>
-    <w:lvlOverride w:ilvl="5">
-      <w:startOverride w:val="106"/>
-    </w:lvlOverride>
-    <w:lvlOverride w:ilvl="6">
-      <w:startOverride w:val="106"/>
-    </w:lvlOverride>
-    <w:lvlOverride w:ilvl="7">
-      <w:startOverride w:val="106"/>
-    </w:lvlOverride>
-    <w:lvlOverride w:ilvl="8">
-      <w:startOverride w:val="106"/>
-    </w:lvlOverride>
   </w:num>
 </w:numbering>
 </file>
